--- a/Week_4/Lap02/ttnt lab2.docx
+++ b/Week_4/Lap02/ttnt lab2.docx
@@ -20179,16 +20179,7 @@
           <w:sz w:val="36"/>
           <w:szCs w:val="36"/>
         </w:rPr>
-        <w:t xml:space="preserve">THỰC HÀNH: </w:t>
-      </w:r>
-      <w:r>
-        <w:rPr>
-          <w:b/>
-          <w:bCs/>
-          <w:sz w:val="36"/>
-          <w:szCs w:val="36"/>
-        </w:rPr>
-        <w:t>LAB 2</w:t>
+        <w:t>THỰC HÀNH: LAB 2</w:t>
       </w:r>
     </w:p>
     <w:p>
@@ -20204,14 +20195,7 @@
           <w:sz w:val="28"/>
           <w:szCs w:val="28"/>
         </w:rPr>
-        <w:t xml:space="preserve">Môn học: </w:t>
-      </w:r>
-      <w:r>
-        <w:rPr>
-          <w:sz w:val="28"/>
-          <w:szCs w:val="28"/>
-        </w:rPr>
-        <w:t>Trí tuệ nhân tạo nâng cao</w:t>
+        <w:t>Môn học: Trí tuệ nhân tạo nâng cao</w:t>
       </w:r>
     </w:p>
     <w:p>
@@ -20288,7 +20272,7 @@
           <w:sz w:val="28"/>
           <w:szCs w:val="28"/>
         </w:rPr>
-        <w:t>2</w:t>
+        <w:t>2, từ</w:t>
       </w:r>
       <w:r>
         <w:rPr>
@@ -20297,7 +20281,7 @@
           <w:sz w:val="28"/>
           <w:szCs w:val="28"/>
         </w:rPr>
-        <w:t>, từ</w:t>
+        <w:t xml:space="preserve"> tiết </w:t>
       </w:r>
       <w:r>
         <w:rPr>
@@ -20306,25 +20290,7 @@
           <w:sz w:val="28"/>
           <w:szCs w:val="28"/>
         </w:rPr>
-        <w:t xml:space="preserve"> tiết </w:t>
-      </w:r>
-      <w:r>
-        <w:rPr>
-          <w:b/>
-          <w:bCs/>
-          <w:sz w:val="28"/>
-          <w:szCs w:val="28"/>
-        </w:rPr>
-        <w:t>1</w:t>
-      </w:r>
-      <w:r>
-        <w:rPr>
-          <w:b/>
-          <w:bCs/>
-          <w:sz w:val="28"/>
-          <w:szCs w:val="28"/>
-        </w:rPr>
-        <w:t xml:space="preserve"> đến tiết </w:t>
+        <w:t xml:space="preserve">1 đến tiết </w:t>
       </w:r>
       <w:proofErr w:type="gramStart"/>
       <w:r>
@@ -20408,28 +20374,28 @@
           <w:szCs w:val="28"/>
         </w:rPr>
         <w:tab/>
-        <w:t xml:space="preserve">MSSV: </w:t>
-      </w:r>
-      <w:r>
+        <w:t>MSSV: 3122410004</w:t>
+      </w:r>
+    </w:p>
+    <w:p>
+      <w:pPr>
+        <w:ind w:left="1" w:hanging="3"/>
         <w:rPr>
           <w:b/>
           <w:bCs/>
           <w:sz w:val="28"/>
           <w:szCs w:val="28"/>
         </w:rPr>
-        <w:t>3122410004</w:t>
-      </w:r>
-    </w:p>
-    <w:p>
-      <w:pPr>
-        <w:ind w:left="1" w:hanging="3"/>
+      </w:pPr>
+      <w:r>
         <w:rPr>
           <w:b/>
           <w:bCs/>
           <w:sz w:val="28"/>
           <w:szCs w:val="28"/>
         </w:rPr>
-      </w:pPr>
+        <w:tab/>
+      </w:r>
       <w:r>
         <w:rPr>
           <w:b/>
@@ -20465,6 +20431,7 @@
           <w:szCs w:val="28"/>
         </w:rPr>
         <w:tab/>
+        <w:t>Lý Minh Phát</w:t>
       </w:r>
       <w:r>
         <w:rPr>
@@ -20482,35 +20449,8 @@
           <w:sz w:val="28"/>
           <w:szCs w:val="28"/>
         </w:rPr>
-        <w:t>Lý Minh Phát</w:t>
-      </w:r>
-      <w:r>
-        <w:rPr>
-          <w:b/>
-          <w:bCs/>
-          <w:sz w:val="28"/>
-          <w:szCs w:val="28"/>
-        </w:rPr>
         <w:tab/>
-      </w:r>
-      <w:r>
-        <w:rPr>
-          <w:b/>
-          <w:bCs/>
-          <w:sz w:val="28"/>
-          <w:szCs w:val="28"/>
-        </w:rPr>
-        <w:tab/>
-        <w:t xml:space="preserve">MSSV: </w:t>
-      </w:r>
-      <w:r>
-        <w:rPr>
-          <w:b/>
-          <w:bCs/>
-          <w:sz w:val="28"/>
-          <w:szCs w:val="28"/>
-        </w:rPr>
-        <w:t>3122410294</w:t>
+        <w:t>MSSV: 3122410294</w:t>
       </w:r>
     </w:p>
     <w:p>
@@ -20783,6 +20723,14 @@
     </w:p>
     <w:sdt>
       <w:sdtPr>
+        <w:rPr>
+          <w:rFonts w:eastAsiaTheme="minorHAnsi" w:cstheme="minorBidi"/>
+          <w:b w:val="0"/>
+          <w:kern w:val="2"/>
+          <w:sz w:val="26"/>
+          <w:szCs w:val="24"/>
+          <w14:ligatures w14:val="standardContextual"/>
+        </w:rPr>
         <w:id w:val="811131450"/>
         <w:docPartObj>
           <w:docPartGallery w:val="Table of Contents"/>
@@ -20791,13 +20739,8 @@
       </w:sdtPr>
       <w:sdtEndPr>
         <w:rPr>
-          <w:rFonts w:eastAsiaTheme="minorHAnsi" w:cstheme="minorBidi"/>
           <w:bCs/>
           <w:noProof/>
-          <w:kern w:val="2"/>
-          <w:sz w:val="26"/>
-          <w:szCs w:val="24"/>
-          <w14:ligatures w14:val="standardContextual"/>
         </w:rPr>
       </w:sdtEndPr>
       <w:sdtContent>
@@ -21897,7 +21840,226 @@
         <w:br w:type="page"/>
       </w:r>
     </w:p>
+    <w:p>
+      <w:pPr>
+        <w:jc w:val="center"/>
+        <w:rPr>
+          <w:b/>
+          <w:bCs/>
+        </w:rPr>
+      </w:pPr>
+      <w:r>
+        <w:rPr>
+          <w:b/>
+          <w:bCs/>
+        </w:rPr>
+        <w:lastRenderedPageBreak/>
+        <w:t>PHÂN CÔNG</w:t>
+      </w:r>
+    </w:p>
+    <w:tbl>
+      <w:tblPr>
+        <w:tblStyle w:val="TableGrid"/>
+        <w:tblW w:w="0" w:type="auto"/>
+        <w:tblLook w:val="04A0" w:firstRow="1" w:lastRow="0" w:firstColumn="1" w:lastColumn="0" w:noHBand="0" w:noVBand="1"/>
+      </w:tblPr>
+      <w:tblGrid>
+        <w:gridCol w:w="3116"/>
+        <w:gridCol w:w="3117"/>
+        <w:gridCol w:w="3117"/>
+      </w:tblGrid>
+      <w:tr>
+        <w:tc>
+          <w:tcPr>
+            <w:tcW w:w="3116" w:type="dxa"/>
+          </w:tcPr>
+          <w:p>
+            <w:r>
+              <w:t>Họ và tên</w:t>
+            </w:r>
+          </w:p>
+        </w:tc>
+        <w:tc>
+          <w:tcPr>
+            <w:tcW w:w="3117" w:type="dxa"/>
+          </w:tcPr>
+          <w:p>
+            <w:r>
+              <w:t>MSSV</w:t>
+            </w:r>
+          </w:p>
+        </w:tc>
+        <w:tc>
+          <w:tcPr>
+            <w:tcW w:w="3117" w:type="dxa"/>
+          </w:tcPr>
+          <w:p>
+            <w:r>
+              <w:t>Phân công</w:t>
+            </w:r>
+          </w:p>
+        </w:tc>
+      </w:tr>
+      <w:tr>
+        <w:tc>
+          <w:tcPr>
+            <w:tcW w:w="3116" w:type="dxa"/>
+          </w:tcPr>
+          <w:p>
+            <w:r>
+              <w:t xml:space="preserve">Nguyễn Văn </w:t>
+            </w:r>
+            <w:proofErr w:type="gramStart"/>
+            <w:r>
+              <w:t>An</w:t>
+            </w:r>
+            <w:proofErr w:type="gramEnd"/>
+          </w:p>
+        </w:tc>
+        <w:tc>
+          <w:tcPr>
+            <w:tcW w:w="3117" w:type="dxa"/>
+          </w:tcPr>
+          <w:p>
+            <w:r>
+              <w:t>3122410004</w:t>
+            </w:r>
+          </w:p>
+        </w:tc>
+        <w:tc>
+          <w:tcPr>
+            <w:tcW w:w="3117" w:type="dxa"/>
+          </w:tcPr>
+          <w:p>
+            <w:r>
+              <w:t>Làm Lap02_02 Seach --- search code thuật toán + slide</w:t>
+            </w:r>
+          </w:p>
+        </w:tc>
+      </w:tr>
+      <w:tr>
+        <w:tc>
+          <w:tcPr>
+            <w:tcW w:w="3116" w:type="dxa"/>
+          </w:tcPr>
+          <w:p>
+            <w:r>
+              <w:t>Lý Minh Phát</w:t>
+            </w:r>
+          </w:p>
+        </w:tc>
+        <w:tc>
+          <w:tcPr>
+            <w:tcW w:w="3117" w:type="dxa"/>
+          </w:tcPr>
+          <w:p>
+            <w:r>
+              <w:t>3122410294</w:t>
+            </w:r>
+          </w:p>
+        </w:tc>
+        <w:tc>
+          <w:tcPr>
+            <w:tcW w:w="3117" w:type="dxa"/>
+          </w:tcPr>
+          <w:p>
+            <w:r>
+              <w:t>làm Lap02_01 Agents ---- hoàn thành file lunar_</w:t>
+            </w:r>
+            <w:proofErr w:type="gramStart"/>
+            <w:r>
+              <w:t>lander.ipynb</w:t>
+            </w:r>
+            <w:proofErr w:type="gramEnd"/>
+            <w:r>
+              <w:t xml:space="preserve"> + giải thích các bước ra word</w:t>
+            </w:r>
+          </w:p>
+        </w:tc>
+      </w:tr>
+      <w:tr>
+        <w:tc>
+          <w:tcPr>
+            <w:tcW w:w="3116" w:type="dxa"/>
+          </w:tcPr>
+          <w:p>
+            <w:r>
+              <w:t>Lê Khánh Hoàng</w:t>
+            </w:r>
+          </w:p>
+        </w:tc>
+        <w:tc>
+          <w:tcPr>
+            <w:tcW w:w="3117" w:type="dxa"/>
+          </w:tcPr>
+          <w:p>
+            <w:r>
+              <w:t>3122410125</w:t>
+            </w:r>
+          </w:p>
+        </w:tc>
+        <w:tc>
+          <w:tcPr>
+            <w:tcW w:w="3117" w:type="dxa"/>
+          </w:tcPr>
+          <w:p>
+            <w:r>
+              <w:t>Làm Lap02_02 Search --- Trả lời câu hỏi + tìm phần nâng cao + file word phân công</w:t>
+            </w:r>
+          </w:p>
+        </w:tc>
+      </w:tr>
+      <w:tr>
+        <w:tc>
+          <w:tcPr>
+            <w:tcW w:w="3116" w:type="dxa"/>
+          </w:tcPr>
+          <w:p>
+            <w:r>
+              <w:t>Lê Quốc Nam</w:t>
+            </w:r>
+          </w:p>
+        </w:tc>
+        <w:tc>
+          <w:tcPr>
+            <w:tcW w:w="3117" w:type="dxa"/>
+          </w:tcPr>
+          <w:p>
+            <w:r>
+              <w:t>3122410247</w:t>
+            </w:r>
+          </w:p>
+        </w:tc>
+        <w:tc>
+          <w:tcPr>
+            <w:tcW w:w="3117" w:type="dxa"/>
+          </w:tcPr>
+          <w:p>
+            <w:r>
+              <w:t>Lap02_01 Agents ---- hoàn thành file robot-</w:t>
+            </w:r>
+            <w:proofErr w:type="gramStart"/>
+            <w:r>
+              <w:t>vacuum.ipynb</w:t>
+            </w:r>
+            <w:proofErr w:type="gramEnd"/>
+            <w:r>
+              <w:t xml:space="preserve"> + giải thích các bước ra word</w:t>
+            </w:r>
+          </w:p>
+        </w:tc>
+      </w:tr>
+    </w:tbl>
     <w:p/>
+    <w:p>
+      <w:pPr>
+        <w:pStyle w:val="Heading1"/>
+        <w:jc w:val="center"/>
+      </w:pPr>
+      <w:r>
+        <w:t>LAB 2:</w:t>
+      </w:r>
+    </w:p>
     <w:p>
       <w:pPr>
         <w:pStyle w:val="Heading1"/>
@@ -22095,6 +22257,7 @@
           <w:bCs/>
           <w:lang w:val="vi-VN"/>
         </w:rPr>
+        <w:lastRenderedPageBreak/>
         <w:t xml:space="preserve">+ </w:t>
       </w:r>
       <w:r>
@@ -22268,7 +22431,6 @@
           <w:b/>
           <w:bCs/>
         </w:rPr>
-        <w:lastRenderedPageBreak/>
         <w:t>Thước đo hiệu suất (Performance Measure):</w:t>
       </w:r>
     </w:p>
@@ -22443,6 +22605,9 @@
     <w:p/>
     <w:p>
       <w:r>
+        <w:rPr>
+          <w:noProof/>
+        </w:rPr>
         <w:drawing>
           <wp:inline distT="0" distB="0" distL="114300" distR="114300" wp14:anchorId="37DEB9E8" wp14:editId="768ED5F7">
             <wp:extent cx="5272405" cy="1229995"/>
@@ -22552,7 +22717,9 @@
     </w:p>
     <w:p>
       <w:r>
-        <w:lastRenderedPageBreak/>
+        <w:rPr>
+          <w:noProof/>
+        </w:rPr>
         <w:drawing>
           <wp:inline distT="0" distB="0" distL="114300" distR="114300" wp14:anchorId="60B35904" wp14:editId="5B6AEB0F">
             <wp:extent cx="3638550" cy="885825"/>
@@ -22645,6 +22812,9 @@
     </w:p>
     <w:p>
       <w:r>
+        <w:rPr>
+          <w:noProof/>
+        </w:rPr>
         <w:drawing>
           <wp:inline distT="0" distB="0" distL="114300" distR="114300" wp14:anchorId="2FC87AE9" wp14:editId="39201C07">
             <wp:extent cx="4924425" cy="1019175"/>
@@ -22787,6 +22957,10 @@
     </w:p>
     <w:p>
       <w:r>
+        <w:rPr>
+          <w:noProof/>
+        </w:rPr>
+        <w:lastRenderedPageBreak/>
         <w:drawing>
           <wp:inline distT="0" distB="0" distL="114300" distR="114300" wp14:anchorId="1FE01B27" wp14:editId="737E5C24">
             <wp:extent cx="4486275" cy="2457450"/>
@@ -22847,7 +23021,6 @@
           <w:b/>
           <w:bCs/>
         </w:rPr>
-        <w:lastRenderedPageBreak/>
         <w:t>Trả về hành động</w:t>
       </w:r>
     </w:p>
@@ -23009,6 +23182,10 @@
     <w:p/>
     <w:p>
       <w:r>
+        <w:rPr>
+          <w:noProof/>
+        </w:rPr>
+        <w:lastRenderedPageBreak/>
         <w:drawing>
           <wp:inline distT="0" distB="0" distL="114300" distR="114300" wp14:anchorId="51A1BB07" wp14:editId="4490CF63">
             <wp:extent cx="5270500" cy="1552575"/>
@@ -23261,6 +23438,7 @@
           <w:b/>
           <w:bCs/>
         </w:rPr>
+        <w:lastRenderedPageBreak/>
         <w:t>5. Khi đến góc cuối cùng</w:t>
       </w:r>
     </w:p>
@@ -23399,7 +23577,6 @@
     </w:p>
     <w:p>
       <w:r>
-        <w:lastRenderedPageBreak/>
         <w:t>Kết quả:</w:t>
       </w:r>
     </w:p>
@@ -23431,6 +23608,9 @@
         <w:tab/>
       </w:r>
       <w:r>
+        <w:rPr>
+          <w:noProof/>
+        </w:rPr>
         <w:drawing>
           <wp:inline distT="0" distB="0" distL="114300" distR="114300" wp14:anchorId="0270ECA0" wp14:editId="41325991">
             <wp:extent cx="4448175" cy="2047875"/>
@@ -23513,6 +23693,10 @@
     <w:p/>
     <w:p>
       <w:r>
+        <w:rPr>
+          <w:noProof/>
+        </w:rPr>
+        <w:lastRenderedPageBreak/>
         <w:drawing>
           <wp:inline distT="0" distB="0" distL="114300" distR="114300" wp14:anchorId="43A2E64C" wp14:editId="5B69BB30">
             <wp:extent cx="2362200" cy="285750"/>
@@ -23599,6 +23783,9 @@
     <w:p/>
     <w:p>
       <w:r>
+        <w:rPr>
+          <w:noProof/>
+        </w:rPr>
         <w:drawing>
           <wp:inline distT="0" distB="0" distL="114300" distR="114300" wp14:anchorId="023F0884" wp14:editId="47366EE5">
             <wp:extent cx="4248150" cy="542925"/>
@@ -23668,7 +23855,6 @@
           <w:bCs/>
           <w:lang w:val="vi-VN"/>
         </w:rPr>
-        <w:lastRenderedPageBreak/>
         <w:t xml:space="preserve">. </w:t>
       </w:r>
       <w:r>
@@ -23732,6 +23918,7 @@
         <w:rPr>
           <w:b/>
           <w:bCs/>
+          <w:noProof/>
         </w:rPr>
         <w:drawing>
           <wp:inline distT="0" distB="0" distL="114300" distR="114300" wp14:anchorId="0E4910DA" wp14:editId="24183484">
@@ -23812,6 +23999,10 @@
     </w:p>
     <w:p>
       <w:r>
+        <w:rPr>
+          <w:noProof/>
+        </w:rPr>
+        <w:lastRenderedPageBreak/>
         <w:drawing>
           <wp:inline distT="0" distB="0" distL="114300" distR="114300" wp14:anchorId="4FA38411" wp14:editId="4F0E7164">
             <wp:extent cx="5269230" cy="1644650"/>
@@ -23929,7 +24120,9 @@
     </w:p>
     <w:p>
       <w:r>
-        <w:lastRenderedPageBreak/>
+        <w:rPr>
+          <w:noProof/>
+        </w:rPr>
         <w:drawing>
           <wp:inline distT="0" distB="0" distL="114300" distR="114300" wp14:anchorId="7820F4C6" wp14:editId="235B3BE7">
             <wp:extent cx="4333875" cy="1647825"/>
@@ -24086,6 +24279,7 @@
           <w:bCs/>
           <w:lang w:val="vi-VN"/>
         </w:rPr>
+        <w:lastRenderedPageBreak/>
         <w:t>+ K</w:t>
       </w:r>
       <w:r>
@@ -24320,7 +24514,6 @@
         <w:rPr>
           <w:lang w:val="vi-VN"/>
         </w:rPr>
-        <w:lastRenderedPageBreak/>
         <w:t>Hành động (Action space): 4 hành động rời rạc:</w:t>
       </w:r>
     </w:p>
@@ -24521,6 +24714,7 @@
         <w:rPr>
           <w:lang w:val="vi-VN"/>
         </w:rPr>
+        <w:lastRenderedPageBreak/>
         <w:t>left_leg_contact – giá trị Boolean (0/1), cho biết chân trái có chạm mặt đất hay chưa</w:t>
       </w:r>
     </w:p>
@@ -24655,6 +24849,7 @@
       </w:pPr>
       <w:r>
         <w:rPr>
+          <w:noProof/>
           <w:lang w:val="vi-VN"/>
         </w:rPr>
         <w:drawing>
@@ -24716,7 +24911,6 @@
           <w:bCs/>
           <w:lang w:val="vi-VN"/>
         </w:rPr>
-        <w:lastRenderedPageBreak/>
         <w:t>Vector 8 chiều:</w:t>
       </w:r>
       <w:bookmarkEnd w:id="9"/>
@@ -24865,8 +25059,10 @@
       </w:pPr>
       <w:r>
         <w:rPr>
+          <w:noProof/>
           <w:lang w:val="vi-VN"/>
         </w:rPr>
+        <w:lastRenderedPageBreak/>
         <w:drawing>
           <wp:inline distT="0" distB="0" distL="0" distR="0" wp14:anchorId="250EC829" wp14:editId="43218C6F">
             <wp:extent cx="3170195" cy="1676545"/>
@@ -24951,6 +25147,7 @@
       </w:pPr>
       <w:r>
         <w:rPr>
+          <w:noProof/>
           <w:lang w:val="vi-VN"/>
         </w:rPr>
         <w:drawing>
@@ -25044,6 +25241,7 @@
       </w:pPr>
       <w:r>
         <w:rPr>
+          <w:noProof/>
           <w:lang w:val="vi-VN"/>
         </w:rPr>
         <w:drawing>
@@ -25103,7 +25301,6 @@
           <w:bCs/>
           <w:lang w:val="vi-VN"/>
         </w:rPr>
-        <w:lastRenderedPageBreak/>
         <w:t>Giữ thăng bằng góc nghiêng</w:t>
       </w:r>
       <w:bookmarkEnd w:id="12"/>
@@ -25155,6 +25352,7 @@
       </w:pPr>
       <w:r>
         <w:rPr>
+          <w:noProof/>
           <w:lang w:val="vi-VN"/>
         </w:rPr>
         <w:drawing>
@@ -25216,6 +25414,7 @@
           <w:bCs/>
           <w:lang w:val="vi-VN"/>
         </w:rPr>
+        <w:lastRenderedPageBreak/>
         <w:t>Giảm tốc độ ngang</w:t>
       </w:r>
       <w:bookmarkEnd w:id="13"/>
@@ -25280,6 +25479,7 @@
       </w:pPr>
       <w:r>
         <w:rPr>
+          <w:noProof/>
           <w:lang w:val="vi-VN"/>
         </w:rPr>
         <w:drawing>
@@ -25353,6 +25553,7 @@
       </w:pPr>
       <w:r>
         <w:rPr>
+          <w:noProof/>
           <w:lang w:val="vi-VN"/>
         </w:rPr>
         <w:drawing>
@@ -25446,7 +25647,6 @@
         <w:rPr>
           <w:lang w:val="vi-VN"/>
         </w:rPr>
-        <w:lastRenderedPageBreak/>
         <w:t>Gợi ý cải thiện: Điều chính lực bật động cơ dựa vào vận tốc rơi( VY), thêm điều kiện khi gần chạm đất.</w:t>
       </w:r>
     </w:p>
@@ -27446,6 +27646,25 @@
       <w:u w:val="single"/>
     </w:rPr>
   </w:style>
+  <w:style w:type="table" w:styleId="TableGrid">
+    <w:name w:val="Table Grid"/>
+    <w:basedOn w:val="TableNormal"/>
+    <w:uiPriority w:val="39"/>
+    <w:rsid w:val="00F06EE3"/>
+    <w:pPr>
+      <w:spacing w:after="0" w:line="240" w:lineRule="auto"/>
+    </w:pPr>
+    <w:tblPr>
+      <w:tblBorders>
+        <w:top w:val="single" w:sz="4" w:space="0" w:color="auto"/>
+        <w:left w:val="single" w:sz="4" w:space="0" w:color="auto"/>
+        <w:bottom w:val="single" w:sz="4" w:space="0" w:color="auto"/>
+        <w:right w:val="single" w:sz="4" w:space="0" w:color="auto"/>
+        <w:insideH w:val="single" w:sz="4" w:space="0" w:color="auto"/>
+        <w:insideV w:val="single" w:sz="4" w:space="0" w:color="auto"/>
+      </w:tblBorders>
+    </w:tblPr>
+  </w:style>
 </w:styles>
 </file>
 

--- a/Week_4/Lap02/ttnt lab2.docx
+++ b/Week_4/Lap02/ttnt lab2.docx
@@ -25651,8 +25651,1971 @@
       </w:r>
     </w:p>
     <w:p/>
+    <w:p>
+      <w:pPr>
+        <w:pStyle w:val="Heading1"/>
+      </w:pPr>
+      <w:r>
+        <w:t>Search: Solving a Maze Using a Goal-based Agent</w:t>
+      </w:r>
+    </w:p>
+    <w:p>
+      <w:pPr>
+        <w:pStyle w:val="Heading2"/>
+      </w:pPr>
+      <w:r>
+        <w:t>Task 1: Defining the search problem and determining the problem size [10 Points]</w:t>
+      </w:r>
+    </w:p>
+    <w:p>
+      <w:pPr>
+        <w:pStyle w:val="Heading3"/>
+      </w:pPr>
+      <w:r>
+        <w:t>Define the components of the search problem:</w:t>
+      </w:r>
+    </w:p>
+    <w:p>
+      <w:pPr>
+        <w:numPr>
+          <w:ilvl w:val="0"/>
+          <w:numId w:val="11"/>
+        </w:numPr>
+      </w:pPr>
+      <w:r>
+        <w:t>Initial state</w:t>
+      </w:r>
+    </w:p>
+    <w:p>
+      <w:pPr>
+        <w:numPr>
+          <w:ilvl w:val="0"/>
+          <w:numId w:val="11"/>
+        </w:numPr>
+      </w:pPr>
+      <w:r>
+        <w:t>Actions</w:t>
+      </w:r>
+    </w:p>
+    <w:p>
+      <w:pPr>
+        <w:numPr>
+          <w:ilvl w:val="0"/>
+          <w:numId w:val="11"/>
+        </w:numPr>
+      </w:pPr>
+      <w:r>
+        <w:lastRenderedPageBreak/>
+        <w:t>Transition model</w:t>
+      </w:r>
+    </w:p>
+    <w:p>
+      <w:pPr>
+        <w:numPr>
+          <w:ilvl w:val="0"/>
+          <w:numId w:val="11"/>
+        </w:numPr>
+      </w:pPr>
+      <w:r>
+        <w:t>Goal state</w:t>
+      </w:r>
+    </w:p>
+    <w:p>
+      <w:pPr>
+        <w:numPr>
+          <w:ilvl w:val="0"/>
+          <w:numId w:val="11"/>
+        </w:numPr>
+      </w:pPr>
+      <w:r>
+        <w:t>Path cost</w:t>
+      </w:r>
+    </w:p>
+    <w:p>
+      <w:r>
+        <w:t>Use verbal descriptions, variables and equations as appropriate.</w:t>
+      </w:r>
+    </w:p>
+    <w:p>
+      <w:r>
+        <w:t>(</w:t>
+      </w:r>
+      <w:r>
+        <w:rPr>
+          <w:lang w:val="vi-VN"/>
+        </w:rPr>
+        <w:t>Xác định các thành phần của bài toán tìm kiếm:</w:t>
+      </w:r>
+    </w:p>
+    <w:p>
+      <w:pPr>
+        <w:rPr>
+          <w:lang w:val="vi-VN"/>
+        </w:rPr>
+      </w:pPr>
+      <w:r>
+        <w:rPr>
+          <w:lang w:val="vi-VN"/>
+        </w:rPr>
+        <w:t>Trạng thái ban đầu</w:t>
+      </w:r>
+    </w:p>
+    <w:p>
+      <w:pPr>
+        <w:rPr>
+          <w:lang w:val="vi-VN"/>
+        </w:rPr>
+      </w:pPr>
+      <w:r>
+        <w:rPr>
+          <w:lang w:val="vi-VN"/>
+        </w:rPr>
+        <w:t>Hành động</w:t>
+      </w:r>
+    </w:p>
+    <w:p>
+      <w:pPr>
+        <w:rPr>
+          <w:lang w:val="vi-VN"/>
+        </w:rPr>
+      </w:pPr>
+      <w:r>
+        <w:rPr>
+          <w:lang w:val="vi-VN"/>
+        </w:rPr>
+        <w:t>Mô hình chuyển tiếp</w:t>
+      </w:r>
+    </w:p>
+    <w:p>
+      <w:pPr>
+        <w:rPr>
+          <w:lang w:val="vi-VN"/>
+        </w:rPr>
+      </w:pPr>
+      <w:r>
+        <w:rPr>
+          <w:lang w:val="vi-VN"/>
+        </w:rPr>
+        <w:t>Trạng thái mục tiêu</w:t>
+      </w:r>
+    </w:p>
+    <w:p>
+      <w:pPr>
+        <w:rPr>
+          <w:lang w:val="vi-VN"/>
+        </w:rPr>
+      </w:pPr>
+      <w:r>
+        <w:rPr>
+          <w:lang w:val="vi-VN"/>
+        </w:rPr>
+        <w:t>Chi phí đường đi</w:t>
+      </w:r>
+    </w:p>
+    <w:p>
+      <w:r>
+        <w:rPr>
+          <w:lang w:val="vi-VN"/>
+        </w:rPr>
+        <w:t>Sử dụng mô tả bằng lời, biến và phương trình khi thích hợp.</w:t>
+      </w:r>
+      <w:r>
+        <w:t>)</w:t>
+      </w:r>
+    </w:p>
+    <w:p>
+      <w:pPr>
+        <w:pStyle w:val="Heading3"/>
+      </w:pPr>
+      <w:r>
+        <w:t>Câu trả lời:</w:t>
+      </w:r>
+    </w:p>
+    <w:p>
+      <w:r>
+        <w:t>Initial State:</w:t>
+      </w:r>
+    </w:p>
+    <w:p>
+      <w:r>
+        <w:t xml:space="preserve">     - Vị trí xuất phát của agent trong mê cung, ký hiệu là s0.</w:t>
+      </w:r>
+    </w:p>
+    <w:p>
+      <w:r>
+        <w:t xml:space="preserve">     - Biểu diễn bằng tọa độ (x0, y0).</w:t>
+      </w:r>
+    </w:p>
+    <w:p>
+      <w:r>
+        <w:t xml:space="preserve"> Actions:</w:t>
+      </w:r>
+    </w:p>
+    <w:p>
+      <w:r>
+        <w:t xml:space="preserve">     - Các hành động có thể thực hiện: {Up, Down, Left, </w:t>
+      </w:r>
+      <w:proofErr w:type="gramStart"/>
+      <w:r>
+        <w:t>Right</w:t>
+      </w:r>
+      <w:proofErr w:type="gramEnd"/>
+      <w:r>
+        <w:t>}.</w:t>
+      </w:r>
+    </w:p>
+    <w:p>
+      <w:r>
+        <w:t xml:space="preserve">     - Chỉ hợp lệ nếu ô tiếp theo không phải là tường.</w:t>
+      </w:r>
+    </w:p>
+    <w:p>
+      <w:r>
+        <w:t xml:space="preserve"> Transition Model:</w:t>
+      </w:r>
+    </w:p>
+    <w:p>
+      <w:r>
+        <w:t xml:space="preserve">     - Xác định trạng thái kế tiếp sau khi thực hiện một hành động.</w:t>
+      </w:r>
+    </w:p>
+    <w:p>
+      <w:r>
+        <w:t xml:space="preserve">     - Nếu agent ở (x, y) và thực hiện hành động a, thì:</w:t>
+      </w:r>
+    </w:p>
+    <w:p>
+      <w:r>
+        <w:t xml:space="preserve">         </w:t>
+      </w:r>
+      <w:proofErr w:type="gramStart"/>
+      <w:r>
+        <w:t>T(</w:t>
+      </w:r>
+      <w:proofErr w:type="gramEnd"/>
+      <w:r>
+        <w:t>s, a) = (x’, y’)</w:t>
+      </w:r>
+    </w:p>
+    <w:p>
+      <w:r>
+        <w:t xml:space="preserve">     - Với điều kiện (x’, y’) không vượt biên và không rơi vào tường.</w:t>
+      </w:r>
+    </w:p>
+    <w:p>
+      <w:r>
+        <w:t xml:space="preserve"> Goal State:</w:t>
+      </w:r>
+    </w:p>
+    <w:p>
+      <w:r>
+        <w:t xml:space="preserve">     - Trạng thái cần đạt: sg = (xg, yg).</w:t>
+      </w:r>
+    </w:p>
+    <w:p>
+      <w:r>
+        <w:t xml:space="preserve">     - Điều kiện dừng: tìm được đường đi từ s0 đến sg.</w:t>
+      </w:r>
+    </w:p>
+    <w:p>
+      <w:r>
+        <w:lastRenderedPageBreak/>
+        <w:t xml:space="preserve"> Path Cost:</w:t>
+      </w:r>
+    </w:p>
+    <w:p>
+      <w:r>
+        <w:t xml:space="preserve">     - Mỗi bước đi có chi phí 1.</w:t>
+      </w:r>
+    </w:p>
+    <w:p>
+      <w:r>
+        <w:t xml:space="preserve">     - Tổng chi phí = số bước đi trong đường đi.</w:t>
+      </w:r>
+    </w:p>
+    <w:p>
+      <w:r>
+        <w:t xml:space="preserve">       C(p) = n, với n là số bước.</w:t>
+      </w:r>
+    </w:p>
+    <w:p>
+      <w:r>
+        <w:t xml:space="preserve"> Problem Size:</w:t>
+      </w:r>
+    </w:p>
+    <w:p>
+      <w:r>
+        <w:t xml:space="preserve">     - Số trạng thái hợp lệ = số ô trống trong mê cung.</w:t>
+      </w:r>
+    </w:p>
+    <w:p>
+      <w:r>
+        <w:t xml:space="preserve">     - Nếu mê cung có kích thước m × n, thì số trạng thái tối đa:</w:t>
+      </w:r>
+    </w:p>
+    <w:p>
+      <w:r>
+        <w:t xml:space="preserve">         |S| ≤ m × n</w:t>
+      </w:r>
+    </w:p>
+    <w:p/>
+    <w:p>
+      <w:pPr>
+        <w:pStyle w:val="Heading3"/>
+      </w:pPr>
+      <w:r>
+        <w:t>Give some estimates for the problem size:</w:t>
+      </w:r>
+    </w:p>
+    <w:p>
+      <w:pPr>
+        <w:numPr>
+          <w:ilvl w:val="0"/>
+          <w:numId w:val="12"/>
+        </w:numPr>
+      </w:pPr>
+      <w:r>
+        <w:t>n: state space size</w:t>
+      </w:r>
+    </w:p>
+    <w:p>
+      <w:pPr>
+        <w:numPr>
+          <w:ilvl w:val="0"/>
+          <w:numId w:val="12"/>
+        </w:numPr>
+      </w:pPr>
+      <w:r>
+        <w:t>d: depth of the optimal solution</w:t>
+      </w:r>
+    </w:p>
+    <w:p>
+      <w:pPr>
+        <w:numPr>
+          <w:ilvl w:val="0"/>
+          <w:numId w:val="12"/>
+        </w:numPr>
+      </w:pPr>
+      <w:r>
+        <w:t>m: maximum depth of tree</w:t>
+      </w:r>
+    </w:p>
+    <w:p>
+      <w:pPr>
+        <w:numPr>
+          <w:ilvl w:val="0"/>
+          <w:numId w:val="12"/>
+        </w:numPr>
+      </w:pPr>
+      <w:r>
+        <w:t>b: maximum branching factor</w:t>
+      </w:r>
+    </w:p>
+    <w:p>
+      <w:r>
+        <w:t>Describe how you would determin these values for a given maze.</w:t>
+      </w:r>
+    </w:p>
+    <w:p>
+      <w:r>
+        <w:t>(</w:t>
+      </w:r>
+      <w:r>
+        <w:rPr>
+          <w:lang w:val="vi-VN"/>
+        </w:rPr>
+        <w:t>Đưa ra một số ước tính về kích thước bài toán:</w:t>
+      </w:r>
+    </w:p>
+    <w:p>
+      <w:pPr>
+        <w:rPr>
+          <w:lang w:val="vi-VN"/>
+        </w:rPr>
+      </w:pPr>
+      <w:r>
+        <w:rPr>
+          <w:lang w:val="vi-VN"/>
+        </w:rPr>
+        <w:t>n: kích thước không gian trạng thái</w:t>
+      </w:r>
+    </w:p>
+    <w:p>
+      <w:pPr>
+        <w:rPr>
+          <w:lang w:val="vi-VN"/>
+        </w:rPr>
+      </w:pPr>
+      <w:r>
+        <w:rPr>
+          <w:lang w:val="vi-VN"/>
+        </w:rPr>
+        <w:t>d: độ sâu của giải pháp tối ưu</w:t>
+      </w:r>
+    </w:p>
+    <w:p>
+      <w:pPr>
+        <w:rPr>
+          <w:lang w:val="vi-VN"/>
+        </w:rPr>
+      </w:pPr>
+      <w:r>
+        <w:rPr>
+          <w:lang w:val="vi-VN"/>
+        </w:rPr>
+        <w:t>m: độ sâu tối đa của cây</w:t>
+      </w:r>
+    </w:p>
+    <w:p>
+      <w:pPr>
+        <w:rPr>
+          <w:lang w:val="vi-VN"/>
+        </w:rPr>
+      </w:pPr>
+      <w:r>
+        <w:rPr>
+          <w:lang w:val="vi-VN"/>
+        </w:rPr>
+        <w:t>b: hệ số phân nhánh tối đa</w:t>
+      </w:r>
+    </w:p>
+    <w:p>
+      <w:r>
+        <w:rPr>
+          <w:lang w:val="vi-VN"/>
+        </w:rPr>
+        <w:t>Mô tả cách bạn xác định các giá trị này cho một mê cung cho trước.</w:t>
+      </w:r>
+      <w:r>
+        <w:t>)</w:t>
+      </w:r>
+    </w:p>
+    <w:p>
+      <w:pPr>
+        <w:pStyle w:val="Heading3"/>
+      </w:pPr>
+      <w:r>
+        <w:t>Câu trả lời:</w:t>
+      </w:r>
+    </w:p>
+    <w:p>
+      <w:r>
+        <w:t>Ước lượng kích thước bài toán (problem size) trong mê cung</w:t>
+      </w:r>
+    </w:p>
+    <w:p/>
+    <w:p>
+      <w:r>
+        <w:t># Giả sử mê cung là một lưới m_rows × m_cols, trong đó mỗi ô hoặc là trống (có thể đi) hoặc là tường.</w:t>
+      </w:r>
+    </w:p>
+    <w:p>
+      <w:r>
+        <w:lastRenderedPageBreak/>
+        <w:t># Gọi tập các ô trống là X.</w:t>
+      </w:r>
+    </w:p>
+    <w:p/>
+    <w:p>
+      <w:r>
+        <w:t xml:space="preserve"># 1) </w:t>
+      </w:r>
+      <w:proofErr w:type="gramStart"/>
+      <w:r>
+        <w:t>n :</w:t>
+      </w:r>
+      <w:proofErr w:type="gramEnd"/>
+      <w:r>
+        <w:t xml:space="preserve"> kích thước không gian trạng thái (state space size)</w:t>
+      </w:r>
+    </w:p>
+    <w:p>
+      <w:r>
+        <w:t>#    - Định nghĩa: số trạng thái khác nhau mà agent có thể đứng.</w:t>
+      </w:r>
+    </w:p>
+    <w:p>
+      <w:r>
+        <w:t>#    - Với mê cung dạng lưới: n = |X|.</w:t>
+      </w:r>
+    </w:p>
+    <w:p>
+      <w:r>
+        <w:t>#    - Cách xác định: đếm tất cả các ô trống (không phải tường).</w:t>
+      </w:r>
+    </w:p>
+    <w:p>
+      <w:r>
+        <w:t>#    - Ví dụ: mê cung 10×10 có 30 ô tường → n = 100 - 30 = 70.</w:t>
+      </w:r>
+    </w:p>
+    <w:p/>
+    <w:p>
+      <w:r>
+        <w:t xml:space="preserve"># 2) </w:t>
+      </w:r>
+      <w:proofErr w:type="gramStart"/>
+      <w:r>
+        <w:t>d :</w:t>
+      </w:r>
+      <w:proofErr w:type="gramEnd"/>
+      <w:r>
+        <w:t xml:space="preserve"> độ sâu của lời giải tối ưu (depth of optimal solution)</w:t>
+      </w:r>
+    </w:p>
+    <w:p>
+      <w:r>
+        <w:t>#    - Định nghĩa: số bước đi ngắn nhất từ trạng thái start (s0) tới goal (sg).</w:t>
+      </w:r>
+    </w:p>
+    <w:p>
+      <w:r>
+        <w:t>#    - Cách xác định:</w:t>
+      </w:r>
+    </w:p>
+    <w:p>
+      <w:r>
+        <w:t>#        - Dùng BFS (Breadth-First Search) vì mỗi bước có chi phí bằng nhau.</w:t>
+      </w:r>
+    </w:p>
+    <w:p>
+      <w:r>
+        <w:t>#        - BFS trả về số bước ngắn nhất, chính là d.</w:t>
+      </w:r>
+    </w:p>
+    <w:p>
+      <w:r>
+        <w:t>#    - Cách ước lượng:</w:t>
+      </w:r>
+    </w:p>
+    <w:p>
+      <w:r>
+        <w:t>#        - Cận dưới: khoảng cách Manhattan giữa start và goal:</w:t>
+      </w:r>
+    </w:p>
+    <w:p>
+      <w:r>
+        <w:t>#          d ≥ |x0 - xg| + |y0 - yg|</w:t>
+      </w:r>
+    </w:p>
+    <w:p>
+      <w:r>
+        <w:t>#        - Cận trên: d ≤ n - 1 (không thể đi nhiều hơn số ô trống còn lại).</w:t>
+      </w:r>
+    </w:p>
+    <w:p/>
+    <w:p>
+      <w:r>
+        <w:t xml:space="preserve"># 3) </w:t>
+      </w:r>
+      <w:proofErr w:type="gramStart"/>
+      <w:r>
+        <w:t>m :</w:t>
+      </w:r>
+      <w:proofErr w:type="gramEnd"/>
+      <w:r>
+        <w:t xml:space="preserve"> độ sâu tối đa của cây tìm kiếm (maximum depth)</w:t>
+      </w:r>
+    </w:p>
+    <w:p>
+      <w:r>
+        <w:t>#    - Nếu dùng graph-search (có kiểm tra lặp lại trạng thái):</w:t>
+      </w:r>
+    </w:p>
+    <w:p>
+      <w:r>
+        <w:t>#        m = n - 1 (vì tối đa đi qua tất cả ô trống khác nhau).</w:t>
+      </w:r>
+    </w:p>
+    <w:p>
+      <w:r>
+        <w:t>#    - Nếu dùng tree-search (không kiểm tra lặp lại):</w:t>
+      </w:r>
+    </w:p>
+    <w:p>
+      <w:r>
+        <w:t>#        m về lý thuyết là vô hạn (có thể đi vòng lặp mãi). Thực tế thường đặt giới hạn độ sâu.</w:t>
+      </w:r>
+    </w:p>
+    <w:p/>
+    <w:p>
+      <w:r>
+        <w:t xml:space="preserve"># 4) </w:t>
+      </w:r>
+      <w:proofErr w:type="gramStart"/>
+      <w:r>
+        <w:t>b :</w:t>
+      </w:r>
+      <w:proofErr w:type="gramEnd"/>
+      <w:r>
+        <w:t xml:space="preserve"> hệ số phân nhánh tối đa (maximum branching factor)</w:t>
+      </w:r>
+    </w:p>
+    <w:p>
+      <w:r>
+        <w:lastRenderedPageBreak/>
+        <w:t>#    - Định nghĩa: số lượng trạng thái con tối đa có thể sinh ra từ một trạng thái.</w:t>
+      </w:r>
+    </w:p>
+    <w:p>
+      <w:r>
+        <w:t>#    - Trong mê cung 4 hướng (lên, xuống, trái, phải): b ≤ 4.</w:t>
+      </w:r>
+    </w:p>
+    <w:p>
+      <w:r>
+        <w:t>#    - Cách xác định:</w:t>
+      </w:r>
+    </w:p>
+    <w:p>
+      <w:r>
+        <w:t>#        - Với mỗi ô trống, đếm số nước đi hợp lệ (không vượt biên, không đụng tường).</w:t>
+      </w:r>
+    </w:p>
+    <w:p>
+      <w:r>
+        <w:t>#        - b_max = max_s (số nước đi hợp lệ tại s).</w:t>
+      </w:r>
+    </w:p>
+    <w:p>
+      <w:r>
+        <w:t>#        - b_avg = trung bình số nước đi hợp lệ trên toàn bộ các ô trống.</w:t>
+      </w:r>
+    </w:p>
+    <w:p>
+      <w:r>
+        <w:t>#    - Thông thường:</w:t>
+      </w:r>
+    </w:p>
+    <w:p>
+      <w:r>
+        <w:t>#        - Ô nằm trong lưới, không sát tường → 4 hướng</w:t>
+      </w:r>
+    </w:p>
+    <w:p>
+      <w:r>
+        <w:t>#        - Ô biên → 3 hướng</w:t>
+      </w:r>
+    </w:p>
+    <w:p>
+      <w:r>
+        <w:t>#        - Ô góc → 2 hướng</w:t>
+      </w:r>
+    </w:p>
+    <w:p>
+      <w:r>
+        <w:t>#        - Nếu xung quanh nhiều tường, có thể chỉ còn 1 hoặc 0 hướng.</w:t>
+      </w:r>
+    </w:p>
+    <w:p/>
+    <w:p>
+      <w:r>
+        <w:t># ---</w:t>
+      </w:r>
+    </w:p>
+    <w:p/>
+    <w:p>
+      <w:r>
+        <w:t># ### Quy trình thực tế để xác định n, d, m, b cho một mê cung cụ thể:</w:t>
+      </w:r>
+    </w:p>
+    <w:p>
+      <w:r>
+        <w:t># 1. Duyệt toàn bộ mê cung, đếm số ô trống:</w:t>
+      </w:r>
+    </w:p>
+    <w:p>
+      <w:r>
+        <w:t>#    n = |X|</w:t>
+      </w:r>
+    </w:p>
+    <w:p/>
+    <w:p>
+      <w:r>
+        <w:t># 2. Với mỗi ô trống, đếm số nước đi hợp lệ:</w:t>
+      </w:r>
+    </w:p>
+    <w:p>
+      <w:r>
+        <w:t>#    - Lấy max để được b_max</w:t>
+      </w:r>
+    </w:p>
+    <w:p>
+      <w:r>
+        <w:t>#    - Lấy trung bình để được b_avg</w:t>
+      </w:r>
+    </w:p>
+    <w:p/>
+    <w:p>
+      <w:r>
+        <w:t># 3. Chạy BFS từ start đến goal:</w:t>
+      </w:r>
+    </w:p>
+    <w:p>
+      <w:r>
+        <w:t>#    - Nếu tìm được đường → d = độ dài đường ngắn nhất</w:t>
+      </w:r>
+    </w:p>
+    <w:p>
+      <w:r>
+        <w:t>#    - Nếu không tìm được đường → d = ∞ (vô nghiệm)</w:t>
+      </w:r>
+    </w:p>
+    <w:p/>
+    <w:p>
+      <w:r>
+        <w:lastRenderedPageBreak/>
+        <w:t># 4. Đặt m:</w:t>
+      </w:r>
+    </w:p>
+    <w:p>
+      <w:r>
+        <w:t>#    - Graph-search: m = n - 1</w:t>
+      </w:r>
+    </w:p>
+    <w:p>
+      <w:r>
+        <w:t>#    - Tree-search: m = ∞ hoặc giá trị cắt (cutoff depth)</w:t>
+      </w:r>
+    </w:p>
+    <w:p/>
+    <w:p>
+      <w:r>
+        <w:t># ---</w:t>
+      </w:r>
+    </w:p>
+    <w:p/>
+    <w:p>
+      <w:r>
+        <w:t># Ví dụ (mê cung 10×10, start</w:t>
+      </w:r>
+      <w:proofErr w:type="gramStart"/>
+      <w:r>
+        <w:t>=(</w:t>
+      </w:r>
+      <w:proofErr w:type="gramEnd"/>
+      <w:r>
+        <w:t>0,0), goal</w:t>
+      </w:r>
+      <w:proofErr w:type="gramStart"/>
+      <w:r>
+        <w:t>=(</w:t>
+      </w:r>
+      <w:proofErr w:type="gramEnd"/>
+      <w:r>
+        <w:t>9,9)):</w:t>
+      </w:r>
+    </w:p>
+    <w:p>
+      <w:r>
+        <w:t># - Có 30 ô tường → n = 70</w:t>
+      </w:r>
+    </w:p>
+    <w:p>
+      <w:r>
+        <w:t># - Khoảng cách Manhattan: d ≥ |0-9| + |0-9| = 18</w:t>
+      </w:r>
+    </w:p>
+    <w:p>
+      <w:r>
+        <w:t># - BFS thực tế tìm được d = 26</w:t>
+      </w:r>
+    </w:p>
+    <w:p>
+      <w:r>
+        <w:t># - b_max = 4 (thường ở giữa lưới), b_avg có thể ≈ 2.8</w:t>
+      </w:r>
+    </w:p>
+    <w:p>
+      <w:r>
+        <w:t># - m = n - 1 = 69 (nếu graph-search)</w:t>
+      </w:r>
+    </w:p>
+    <w:p>
+      <w:pPr>
+        <w:pStyle w:val="Heading2"/>
+      </w:pPr>
+      <w:r>
+        <w:t>Task 2: Uninformed search: Breadth-first and depth-first [40 Points]</w:t>
+      </w:r>
+    </w:p>
+    <w:p>
+      <w:pPr>
+        <w:pStyle w:val="Heading3"/>
+      </w:pPr>
+      <w:r>
+        <w:t>Tìm tất cả ô kề:</w:t>
+      </w:r>
+    </w:p>
+    <w:p>
+      <w:r>
+        <w:drawing>
+          <wp:inline distT="0" distB="0" distL="0" distR="0" wp14:anchorId="1F85A4CB" wp14:editId="650FD4B6">
+            <wp:extent cx="3572374" cy="2391109"/>
+            <wp:effectExtent l="0" t="0" r="9525" b="9525"/>
+            <wp:docPr id="890460787" name="Picture 1"/>
+            <wp:cNvGraphicFramePr>
+              <a:graphicFrameLocks xmlns:a="http://schemas.openxmlformats.org/drawingml/2006/main" noChangeAspect="1"/>
+            </wp:cNvGraphicFramePr>
+            <a:graphic xmlns:a="http://schemas.openxmlformats.org/drawingml/2006/main">
+              <a:graphicData uri="http://schemas.openxmlformats.org/drawingml/2006/picture">
+                <pic:pic xmlns:pic="http://schemas.openxmlformats.org/drawingml/2006/picture">
+                  <pic:nvPicPr>
+                    <pic:cNvPr id="890460787" name=""/>
+                    <pic:cNvPicPr/>
+                  </pic:nvPicPr>
+                  <pic:blipFill>
+                    <a:blip r:embed="rId27"/>
+                    <a:stretch>
+                      <a:fillRect/>
+                    </a:stretch>
+                  </pic:blipFill>
+                  <pic:spPr>
+                    <a:xfrm>
+                      <a:off x="0" y="0"/>
+                      <a:ext cx="3572374" cy="2391109"/>
+                    </a:xfrm>
+                    <a:prstGeom prst="rect">
+                      <a:avLst/>
+                    </a:prstGeom>
+                  </pic:spPr>
+                </pic:pic>
+              </a:graphicData>
+            </a:graphic>
+          </wp:inline>
+        </w:drawing>
+      </w:r>
+    </w:p>
+    <w:p>
+      <w:r>
+        <w:t>Mục đích: Tìm tất cả ô kề (neighbor) của vị trí hiện tại (r, c) có thể di chuyển đến.</w:t>
+      </w:r>
+    </w:p>
+    <w:p>
+      <w:r>
+        <w:t>moves: 4 hướng đi có thể (Lên, Xuống, Trái, Phải).</w:t>
+      </w:r>
+    </w:p>
+    <w:p>
+      <w:r>
+        <w:t>if 0 &lt;= nr &lt; len(grid) ...: kiểm tra vị trí mới không vượt ra ngoài lưới và không phải tường ("X").</w:t>
+      </w:r>
+    </w:p>
+    <w:p>
+      <w:r>
+        <w:lastRenderedPageBreak/>
+        <w:t>yield: trả về từng vị trí hợp lệ (dạng generator).</w:t>
+      </w:r>
+    </w:p>
+    <w:p>
+      <w:r>
+        <w:t>Ví dụ: nếu ở (2,2) thì get_</w:t>
+      </w:r>
+      <w:proofErr w:type="gramStart"/>
+      <w:r>
+        <w:t>neighbors(</w:t>
+      </w:r>
+      <w:proofErr w:type="gramEnd"/>
+      <w:r>
+        <w:t>) sẽ cho ra (1,2), (3,2), (2,1), (2,3) nếu các ô đó không bị chặn.</w:t>
+      </w:r>
+    </w:p>
+    <w:p>
+      <w:pPr>
+        <w:pStyle w:val="Heading3"/>
+      </w:pPr>
+      <w:r>
+        <w:t>Dò ngược lại đường đi từ đích về gốc</w:t>
+      </w:r>
+    </w:p>
+    <w:p>
+      <w:r>
+        <w:drawing>
+          <wp:inline distT="0" distB="0" distL="0" distR="0" wp14:anchorId="22089074" wp14:editId="3D9A701B">
+            <wp:extent cx="3000794" cy="1848108"/>
+            <wp:effectExtent l="0" t="0" r="9525" b="0"/>
+            <wp:docPr id="871495937" name="Picture 1"/>
+            <wp:cNvGraphicFramePr>
+              <a:graphicFrameLocks xmlns:a="http://schemas.openxmlformats.org/drawingml/2006/main" noChangeAspect="1"/>
+            </wp:cNvGraphicFramePr>
+            <a:graphic xmlns:a="http://schemas.openxmlformats.org/drawingml/2006/main">
+              <a:graphicData uri="http://schemas.openxmlformats.org/drawingml/2006/picture">
+                <pic:pic xmlns:pic="http://schemas.openxmlformats.org/drawingml/2006/picture">
+                  <pic:nvPicPr>
+                    <pic:cNvPr id="871495937" name=""/>
+                    <pic:cNvPicPr/>
+                  </pic:nvPicPr>
+                  <pic:blipFill>
+                    <a:blip r:embed="rId28"/>
+                    <a:stretch>
+                      <a:fillRect/>
+                    </a:stretch>
+                  </pic:blipFill>
+                  <pic:spPr>
+                    <a:xfrm>
+                      <a:off x="0" y="0"/>
+                      <a:ext cx="3000794" cy="1848108"/>
+                    </a:xfrm>
+                    <a:prstGeom prst="rect">
+                      <a:avLst/>
+                    </a:prstGeom>
+                  </pic:spPr>
+                </pic:pic>
+              </a:graphicData>
+            </a:graphic>
+          </wp:inline>
+        </w:drawing>
+      </w:r>
+    </w:p>
+    <w:p>
+      <w:r>
+        <w:t>Mục đích: Dò ngược lại đường đi từ đích về gốc thông qua liên kết parent.</w:t>
+      </w:r>
+    </w:p>
+    <w:p>
+      <w:r>
+        <w:t>node.pos: vị trí hiện tại.</w:t>
+      </w:r>
+    </w:p>
+    <w:p>
+      <w:proofErr w:type="gramStart"/>
+      <w:r>
+        <w:t>node.parent</w:t>
+      </w:r>
+      <w:proofErr w:type="gramEnd"/>
+      <w:r>
+        <w:t>: nút cha (vị trí trước đó).</w:t>
+      </w:r>
+    </w:p>
+    <w:p>
+      <w:proofErr w:type="gramStart"/>
+      <w:r>
+        <w:t>[::</w:t>
+      </w:r>
+      <w:proofErr w:type="gramEnd"/>
+      <w:r>
+        <w:t>-1]: đảo ngược để có đường đi từ start → goal.</w:t>
+      </w:r>
+    </w:p>
+    <w:p/>
+    <w:p>
+      <w:pPr>
+        <w:pStyle w:val="Heading3"/>
+      </w:pPr>
+      <w:r>
+        <w:t>Class Node:</w:t>
+      </w:r>
+    </w:p>
+    <w:p>
+      <w:r>
+        <w:t>class Node:</w:t>
+      </w:r>
+    </w:p>
+    <w:p>
+      <w:r>
+        <w:t>def __init_</w:t>
+      </w:r>
+      <w:proofErr w:type="gramStart"/>
+      <w:r>
+        <w:t>_(</w:t>
+      </w:r>
+      <w:proofErr w:type="gramEnd"/>
+      <w:r>
+        <w:t>self, pos, parent, action, cost):</w:t>
+      </w:r>
+    </w:p>
+    <w:p>
+      <w:r>
+        <w:t>self.pos = pos # vị trí hiện tại</w:t>
+      </w:r>
+    </w:p>
+    <w:p>
+      <w:proofErr w:type="gramStart"/>
+      <w:r>
+        <w:t>self.parent</w:t>
+      </w:r>
+      <w:proofErr w:type="gramEnd"/>
+      <w:r>
+        <w:t xml:space="preserve"> = parent # cha của node này</w:t>
+      </w:r>
+    </w:p>
+    <w:p>
+      <w:proofErr w:type="gramStart"/>
+      <w:r>
+        <w:t>self.action</w:t>
+      </w:r>
+      <w:proofErr w:type="gramEnd"/>
+      <w:r>
+        <w:t xml:space="preserve"> = action # hành động để tới node này</w:t>
+      </w:r>
+    </w:p>
+    <w:p>
+      <w:proofErr w:type="gramStart"/>
+      <w:r>
+        <w:t>self.cost</w:t>
+      </w:r>
+      <w:proofErr w:type="gramEnd"/>
+      <w:r>
+        <w:t xml:space="preserve"> = cost # chi phí (độ sâu)</w:t>
+      </w:r>
+    </w:p>
+    <w:p/>
+    <w:p>
+      <w:pPr>
+        <w:pStyle w:val="Heading3"/>
+      </w:pPr>
+      <w:r>
+        <w:t>Khởi tạo nút bắt đầu:</w:t>
+      </w:r>
+    </w:p>
+    <w:p>
+      <w:r>
+        <w:drawing>
+          <wp:inline distT="0" distB="0" distL="0" distR="0" wp14:anchorId="0B72310B" wp14:editId="36D028A5">
+            <wp:extent cx="3896269" cy="1133633"/>
+            <wp:effectExtent l="0" t="0" r="9525" b="9525"/>
+            <wp:docPr id="234326648" name="Picture 1"/>
+            <wp:cNvGraphicFramePr>
+              <a:graphicFrameLocks xmlns:a="http://schemas.openxmlformats.org/drawingml/2006/main" noChangeAspect="1"/>
+            </wp:cNvGraphicFramePr>
+            <a:graphic xmlns:a="http://schemas.openxmlformats.org/drawingml/2006/main">
+              <a:graphicData uri="http://schemas.openxmlformats.org/drawingml/2006/picture">
+                <pic:pic xmlns:pic="http://schemas.openxmlformats.org/drawingml/2006/picture">
+                  <pic:nvPicPr>
+                    <pic:cNvPr id="234326648" name=""/>
+                    <pic:cNvPicPr/>
+                  </pic:nvPicPr>
+                  <pic:blipFill>
+                    <a:blip r:embed="rId29"/>
+                    <a:stretch>
+                      <a:fillRect/>
+                    </a:stretch>
+                  </pic:blipFill>
+                  <pic:spPr>
+                    <a:xfrm>
+                      <a:off x="0" y="0"/>
+                      <a:ext cx="3896269" cy="1133633"/>
+                    </a:xfrm>
+                    <a:prstGeom prst="rect">
+                      <a:avLst/>
+                    </a:prstGeom>
+                  </pic:spPr>
+                </pic:pic>
+              </a:graphicData>
+            </a:graphic>
+          </wp:inline>
+        </w:drawing>
+      </w:r>
+    </w:p>
+    <w:p>
+      <w:pPr>
+        <w:numPr>
+          <w:ilvl w:val="0"/>
+          <w:numId w:val="13"/>
+        </w:numPr>
+      </w:pPr>
+      <w:r>
+        <w:lastRenderedPageBreak/>
+        <w:t>Khởi tạo nút bắt đầu, cho vào hàng đợi frontier.</w:t>
+      </w:r>
+    </w:p>
+    <w:p>
+      <w:pPr>
+        <w:numPr>
+          <w:ilvl w:val="0"/>
+          <w:numId w:val="13"/>
+        </w:numPr>
+      </w:pPr>
+      <w:r>
+        <w:t>visited để tránh thăm lại ô đã đi qua.</w:t>
+      </w:r>
+    </w:p>
+    <w:p>
+      <w:pPr>
+        <w:pStyle w:val="Heading3"/>
+      </w:pPr>
+      <w:r>
+        <w:t>FIFO:</w:t>
+      </w:r>
+    </w:p>
+    <w:p>
+      <w:r>
+        <w:drawing>
+          <wp:inline distT="0" distB="0" distL="0" distR="0" wp14:anchorId="65BFF733" wp14:editId="107B51F2">
+            <wp:extent cx="2800741" cy="752580"/>
+            <wp:effectExtent l="0" t="0" r="0" b="9525"/>
+            <wp:docPr id="501876908" name="Picture 1"/>
+            <wp:cNvGraphicFramePr>
+              <a:graphicFrameLocks xmlns:a="http://schemas.openxmlformats.org/drawingml/2006/main" noChangeAspect="1"/>
+            </wp:cNvGraphicFramePr>
+            <a:graphic xmlns:a="http://schemas.openxmlformats.org/drawingml/2006/main">
+              <a:graphicData uri="http://schemas.openxmlformats.org/drawingml/2006/picture">
+                <pic:pic xmlns:pic="http://schemas.openxmlformats.org/drawingml/2006/picture">
+                  <pic:nvPicPr>
+                    <pic:cNvPr id="501876908" name=""/>
+                    <pic:cNvPicPr/>
+                  </pic:nvPicPr>
+                  <pic:blipFill>
+                    <a:blip r:embed="rId30"/>
+                    <a:stretch>
+                      <a:fillRect/>
+                    </a:stretch>
+                  </pic:blipFill>
+                  <pic:spPr>
+                    <a:xfrm>
+                      <a:off x="0" y="0"/>
+                      <a:ext cx="2800741" cy="752580"/>
+                    </a:xfrm>
+                    <a:prstGeom prst="rect">
+                      <a:avLst/>
+                    </a:prstGeom>
+                  </pic:spPr>
+                </pic:pic>
+              </a:graphicData>
+            </a:graphic>
+          </wp:inline>
+        </w:drawing>
+      </w:r>
+    </w:p>
+    <w:p>
+      <w:pPr>
+        <w:numPr>
+          <w:ilvl w:val="0"/>
+          <w:numId w:val="14"/>
+        </w:numPr>
+      </w:pPr>
+      <w:r>
+        <w:t>Lấy phần tử đầu tiên trong hàng đợi (FIFO).</w:t>
+      </w:r>
+    </w:p>
+    <w:p>
+      <w:pPr>
+        <w:numPr>
+          <w:ilvl w:val="0"/>
+          <w:numId w:val="14"/>
+        </w:numPr>
+      </w:pPr>
+      <w:r>
+        <w:t>Tăng bộ đếm nodes_expanded (đếm số node đã duyệt).</w:t>
+      </w:r>
+    </w:p>
+    <w:p/>
+    <w:p>
+      <w:r>
+        <w:t>Nếu đạt mục tiêu:</w:t>
+      </w:r>
+    </w:p>
+    <w:p>
+      <w:r>
+        <w:t>if node.pos == goal:</w:t>
+      </w:r>
+    </w:p>
+    <w:p>
+      <w:r>
+        <w:t>return {...}</w:t>
+      </w:r>
+    </w:p>
+    <w:p>
+      <w:r>
+        <w:t>--&gt; Trả về kết quả gồm đường đi, chi phí, thống kê, v.v.</w:t>
+      </w:r>
+    </w:p>
+    <w:p>
+      <w:pPr>
+        <w:pStyle w:val="Heading3"/>
+      </w:pPr>
+      <w:r>
+        <w:t>Duyệt các ô kề:</w:t>
+      </w:r>
+    </w:p>
+    <w:p>
+      <w:r>
+        <w:drawing>
+          <wp:inline distT="0" distB="0" distL="0" distR="0" wp14:anchorId="258A937B" wp14:editId="50489692">
+            <wp:extent cx="4039164" cy="1952898"/>
+            <wp:effectExtent l="0" t="0" r="0" b="9525"/>
+            <wp:docPr id="334580763" name="Picture 1"/>
+            <wp:cNvGraphicFramePr>
+              <a:graphicFrameLocks xmlns:a="http://schemas.openxmlformats.org/drawingml/2006/main" noChangeAspect="1"/>
+            </wp:cNvGraphicFramePr>
+            <a:graphic xmlns:a="http://schemas.openxmlformats.org/drawingml/2006/main">
+              <a:graphicData uri="http://schemas.openxmlformats.org/drawingml/2006/picture">
+                <pic:pic xmlns:pic="http://schemas.openxmlformats.org/drawingml/2006/picture">
+                  <pic:nvPicPr>
+                    <pic:cNvPr id="334580763" name=""/>
+                    <pic:cNvPicPr/>
+                  </pic:nvPicPr>
+                  <pic:blipFill>
+                    <a:blip r:embed="rId31"/>
+                    <a:stretch>
+                      <a:fillRect/>
+                    </a:stretch>
+                  </pic:blipFill>
+                  <pic:spPr>
+                    <a:xfrm>
+                      <a:off x="0" y="0"/>
+                      <a:ext cx="4039164" cy="1952898"/>
+                    </a:xfrm>
+                    <a:prstGeom prst="rect">
+                      <a:avLst/>
+                    </a:prstGeom>
+                  </pic:spPr>
+                </pic:pic>
+              </a:graphicData>
+            </a:graphic>
+          </wp:inline>
+        </w:drawing>
+      </w:r>
+    </w:p>
+    <w:p>
+      <w:pPr>
+        <w:numPr>
+          <w:ilvl w:val="0"/>
+          <w:numId w:val="15"/>
+        </w:numPr>
+      </w:pPr>
+      <w:r>
+        <w:t>Tạo node con cho mỗi ô hợp lệ.</w:t>
+      </w:r>
+    </w:p>
+    <w:p>
+      <w:pPr>
+        <w:numPr>
+          <w:ilvl w:val="0"/>
+          <w:numId w:val="15"/>
+        </w:numPr>
+      </w:pPr>
+      <w:r>
+        <w:t>Thêm vào hàng đợi.</w:t>
+      </w:r>
+    </w:p>
+    <w:p>
+      <w:pPr>
+        <w:numPr>
+          <w:ilvl w:val="0"/>
+          <w:numId w:val="15"/>
+        </w:numPr>
+      </w:pPr>
+      <w:r>
+        <w:t>Mỗi bước tăng chi phí thêm 1.</w:t>
+      </w:r>
+    </w:p>
+    <w:p>
+      <w:pPr>
+        <w:pStyle w:val="Heading3"/>
+      </w:pPr>
+      <w:r>
+        <w:t>Theo dõi thống kê:</w:t>
+      </w:r>
+    </w:p>
+    <w:p>
+      <w:r>
+        <w:lastRenderedPageBreak/>
+        <w:drawing>
+          <wp:inline distT="0" distB="0" distL="0" distR="0" wp14:anchorId="44C3CDF5" wp14:editId="26C11143">
+            <wp:extent cx="3820058" cy="1352739"/>
+            <wp:effectExtent l="0" t="0" r="0" b="0"/>
+            <wp:docPr id="1670280813" name="Picture 1"/>
+            <wp:cNvGraphicFramePr>
+              <a:graphicFrameLocks xmlns:a="http://schemas.openxmlformats.org/drawingml/2006/main" noChangeAspect="1"/>
+            </wp:cNvGraphicFramePr>
+            <a:graphic xmlns:a="http://schemas.openxmlformats.org/drawingml/2006/main">
+              <a:graphicData uri="http://schemas.openxmlformats.org/drawingml/2006/picture">
+                <pic:pic xmlns:pic="http://schemas.openxmlformats.org/drawingml/2006/picture">
+                  <pic:nvPicPr>
+                    <pic:cNvPr id="1670280813" name=""/>
+                    <pic:cNvPicPr/>
+                  </pic:nvPicPr>
+                  <pic:blipFill>
+                    <a:blip r:embed="rId32"/>
+                    <a:stretch>
+                      <a:fillRect/>
+                    </a:stretch>
+                  </pic:blipFill>
+                  <pic:spPr>
+                    <a:xfrm>
+                      <a:off x="0" y="0"/>
+                      <a:ext cx="3820058" cy="1352739"/>
+                    </a:xfrm>
+                    <a:prstGeom prst="rect">
+                      <a:avLst/>
+                    </a:prstGeom>
+                  </pic:spPr>
+                </pic:pic>
+              </a:graphicData>
+            </a:graphic>
+          </wp:inline>
+        </w:drawing>
+      </w:r>
+    </w:p>
+    <w:p>
+      <w:pPr>
+        <w:numPr>
+          <w:ilvl w:val="0"/>
+          <w:numId w:val="16"/>
+        </w:numPr>
+      </w:pPr>
+      <w:r>
+        <w:t>max_frontier_size: kích thước hàng đợi lớn nhất trong quá trình tìm kiếm.</w:t>
+      </w:r>
+    </w:p>
+    <w:p>
+      <w:pPr>
+        <w:numPr>
+          <w:ilvl w:val="0"/>
+          <w:numId w:val="16"/>
+        </w:numPr>
+      </w:pPr>
+      <w:r>
+        <w:t>max_nodes_in_memory: tổng số node (đã thăm + đang chờ) tại đỉnh điểm → để đo mức sử dụng bộ nhớ.</w:t>
+      </w:r>
+    </w:p>
+    <w:p/>
+    <w:p>
+      <w:pPr>
+        <w:pStyle w:val="Heading3"/>
+      </w:pPr>
+      <w:r>
+        <w:t>Hàm DFS:</w:t>
+      </w:r>
+    </w:p>
+    <w:p>
+      <w:pPr>
+        <w:pStyle w:val="Heading4"/>
+      </w:pPr>
+      <w:r>
+        <w:t>Khởi tạo</w:t>
+      </w:r>
+      <w:r>
+        <w:t>:</w:t>
+      </w:r>
+    </w:p>
+    <w:p>
+      <w:r>
+        <w:t xml:space="preserve">start_node = </w:t>
+      </w:r>
+      <w:proofErr w:type="gramStart"/>
+      <w:r>
+        <w:t>Node(</w:t>
+      </w:r>
+      <w:proofErr w:type="gramEnd"/>
+      <w:r>
+        <w:t>start, None, None, 0)</w:t>
+      </w:r>
+    </w:p>
+    <w:p>
+      <w:r>
+        <w:t>frontier = [start_node]</w:t>
+      </w:r>
+    </w:p>
+    <w:p>
+      <w:r>
+        <w:t>visited = {start}</w:t>
+      </w:r>
+    </w:p>
+    <w:p/>
+    <w:p>
+      <w:proofErr w:type="gramStart"/>
+      <w:r>
+        <w:t>Node(</w:t>
+      </w:r>
+      <w:proofErr w:type="gramEnd"/>
+      <w:r>
+        <w:t>start, None, None, 0)</w:t>
+      </w:r>
+      <w:r>
+        <w:br/>
+        <w:t xml:space="preserve">→ Tạo một </w:t>
+      </w:r>
+      <w:r>
+        <w:rPr>
+          <w:b/>
+          <w:bCs/>
+        </w:rPr>
+        <w:t>nút bắt đầu</w:t>
+      </w:r>
+      <w:r>
+        <w:t xml:space="preserve"> có:</w:t>
+      </w:r>
+    </w:p>
+    <w:p>
+      <w:pPr>
+        <w:numPr>
+          <w:ilvl w:val="0"/>
+          <w:numId w:val="18"/>
+        </w:numPr>
+      </w:pPr>
+      <w:r>
+        <w:t>pos = start (tọa độ bắt đầu)</w:t>
+      </w:r>
+    </w:p>
+    <w:p>
+      <w:pPr>
+        <w:numPr>
+          <w:ilvl w:val="0"/>
+          <w:numId w:val="18"/>
+        </w:numPr>
+      </w:pPr>
+      <w:r>
+        <w:t>parent = None (chưa có cha)</w:t>
+      </w:r>
+    </w:p>
+    <w:p>
+      <w:pPr>
+        <w:numPr>
+          <w:ilvl w:val="0"/>
+          <w:numId w:val="18"/>
+        </w:numPr>
+      </w:pPr>
+      <w:r>
+        <w:t>action = None</w:t>
+      </w:r>
+    </w:p>
+    <w:p>
+      <w:pPr>
+        <w:numPr>
+          <w:ilvl w:val="0"/>
+          <w:numId w:val="18"/>
+        </w:numPr>
+      </w:pPr>
+      <w:r>
+        <w:t>cost = 0 (độ sâu = 0)</w:t>
+      </w:r>
+    </w:p>
+    <w:p>
+      <w:r>
+        <w:t xml:space="preserve"> frontier = [start_node]:</w:t>
+      </w:r>
+      <w:r>
+        <w:br/>
+        <w:t xml:space="preserve">Dùng </w:t>
+      </w:r>
+      <w:r>
+        <w:rPr>
+          <w:b/>
+          <w:bCs/>
+        </w:rPr>
+        <w:t>danh sách như một ngăn xếp (stack)</w:t>
+      </w:r>
+      <w:r>
+        <w:t>.</w:t>
+      </w:r>
+      <w:r>
+        <w:br/>
+        <w:t xml:space="preserve">DFS khác BFS ở chỗ: </w:t>
+      </w:r>
+      <w:r>
+        <w:rPr>
+          <w:b/>
+          <w:bCs/>
+        </w:rPr>
+        <w:t>LIFO</w:t>
+      </w:r>
+      <w:r>
+        <w:t xml:space="preserve"> (Last In – First Out).</w:t>
+      </w:r>
+      <w:r>
+        <w:br/>
+        <w:t xml:space="preserve">Nghĩa là: node được thêm sau cùng sẽ được xử lý </w:t>
+      </w:r>
+      <w:r>
+        <w:rPr>
+          <w:b/>
+          <w:bCs/>
+        </w:rPr>
+        <w:t>trước</w:t>
+      </w:r>
+      <w:r>
+        <w:t>.</w:t>
+      </w:r>
+    </w:p>
+    <w:p>
+      <w:r>
+        <w:t>visited = {start}:</w:t>
+      </w:r>
+      <w:r>
+        <w:br/>
+        <w:t>Tập hợp để lưu những vị trí đã đi qua (tránh vòng lặp vô hạn).</w:t>
+      </w:r>
+    </w:p>
+    <w:p/>
+    <w:p>
+      <w:pPr>
+        <w:pStyle w:val="Heading4"/>
+      </w:pPr>
+      <w:r>
+        <w:lastRenderedPageBreak/>
+        <w:t>Các biến thống kê</w:t>
+      </w:r>
+      <w:r>
+        <w:t>:</w:t>
+      </w:r>
+    </w:p>
+    <w:p>
+      <w:r>
+        <w:t>nodes_expanded = 0        # số node đã được duyệt</w:t>
+      </w:r>
+    </w:p>
+    <w:p>
+      <w:r>
+        <w:t>max_tree_depth = 0        # độ sâu lớn nhất</w:t>
+      </w:r>
+    </w:p>
+    <w:p>
+      <w:r>
+        <w:t>max_nodes_in_memory = 1   # số node tối đa trong bộ nhớ</w:t>
+      </w:r>
+    </w:p>
+    <w:p>
+      <w:r>
+        <w:t>max_frontier_size = 1     # kích thước lớn nhất của stack</w:t>
+      </w:r>
+    </w:p>
+    <w:p/>
+    <w:p>
+      <w:pPr>
+        <w:pStyle w:val="Heading4"/>
+      </w:pPr>
+      <w:r>
+        <w:t>Vòng lặp chính</w:t>
+      </w:r>
+      <w:r>
+        <w:t>:</w:t>
+      </w:r>
+    </w:p>
+    <w:p>
+      <w:r>
+        <w:t>while frontier:</w:t>
+      </w:r>
+    </w:p>
+    <w:p>
+      <w:r>
+        <w:t xml:space="preserve">    node = </w:t>
+      </w:r>
+      <w:proofErr w:type="gramStart"/>
+      <w:r>
+        <w:t>frontier.pop(</w:t>
+      </w:r>
+      <w:proofErr w:type="gramEnd"/>
+      <w:r>
+        <w:t>)</w:t>
+      </w:r>
+    </w:p>
+    <w:p>
+      <w:pPr>
+        <w:pStyle w:val="Heading4"/>
+      </w:pPr>
+      <w:proofErr w:type="gramStart"/>
+      <w:r>
+        <w:rPr>
+          <w:b/>
+          <w:bCs/>
+        </w:rPr>
+        <w:t>frontier.pop(</w:t>
+      </w:r>
+      <w:proofErr w:type="gramEnd"/>
+      <w:r>
+        <w:rPr>
+          <w:b/>
+          <w:bCs/>
+        </w:rPr>
+        <w:t>)</w:t>
+      </w:r>
+      <w:r>
+        <w:t>:</w:t>
+      </w:r>
+      <w:r>
+        <w:br/>
+        <w:t xml:space="preserve">Lấy </w:t>
+      </w:r>
+      <w:r>
+        <w:rPr>
+          <w:b/>
+          <w:bCs/>
+        </w:rPr>
+        <w:t>phần tử cuối cùng</w:t>
+      </w:r>
+      <w:r>
+        <w:t xml:space="preserve"> trong stack → node mới nhất được thêm vào.</w:t>
+      </w:r>
+      <w:r>
+        <w:br/>
+        <w:t xml:space="preserve">=&gt; DFS sẽ </w:t>
+      </w:r>
+      <w:r>
+        <w:rPr>
+          <w:b/>
+          <w:bCs/>
+        </w:rPr>
+        <w:t>đi sâu nhất có thể</w:t>
+      </w:r>
+      <w:r>
+        <w:t xml:space="preserve"> trước khi quay lại.</w:t>
+      </w:r>
+    </w:p>
+    <w:p>
+      <w:pPr>
+        <w:pStyle w:val="Heading4"/>
+      </w:pPr>
+      <w:r>
+        <w:t>Mỗi lần duyệt:</w:t>
+      </w:r>
+    </w:p>
+    <w:p>
+      <w:r>
+        <w:t>nodes_expanded += 1</w:t>
+      </w:r>
+    </w:p>
+    <w:p>
+      <w:r>
+        <w:t xml:space="preserve">max_tree_depth = </w:t>
+      </w:r>
+      <w:proofErr w:type="gramStart"/>
+      <w:r>
+        <w:t>max(</w:t>
+      </w:r>
+      <w:proofErr w:type="gramEnd"/>
+      <w:r>
+        <w:t xml:space="preserve">max_tree_depth, </w:t>
+      </w:r>
+      <w:proofErr w:type="gramStart"/>
+      <w:r>
+        <w:t>node.cost</w:t>
+      </w:r>
+      <w:proofErr w:type="gramEnd"/>
+      <w:r>
+        <w:t>)</w:t>
+      </w:r>
+    </w:p>
+    <w:p>
+      <w:r>
+        <w:t>Cập nhật số node đã mở rộng và độ sâu cực đại (depth).</w:t>
+      </w:r>
+    </w:p>
+    <w:p/>
+    <w:p>
+      <w:pPr>
+        <w:pStyle w:val="Heading4"/>
+      </w:pPr>
+      <w:r>
+        <w:t>Kiểm tra điều kiện dừng</w:t>
+      </w:r>
+      <w:r>
+        <w:t>:</w:t>
+      </w:r>
+    </w:p>
+    <w:p>
+      <w:r>
+        <w:t>if node.pos == goal:</w:t>
+      </w:r>
+    </w:p>
+    <w:p>
+      <w:r>
+        <w:t xml:space="preserve">    return {</w:t>
+      </w:r>
+    </w:p>
+    <w:p>
+      <w:r>
+        <w:t xml:space="preserve">        "path": reconstruct(node),</w:t>
+      </w:r>
+    </w:p>
+    <w:p>
+      <w:r>
+        <w:t xml:space="preserve">        "cost": </w:t>
+      </w:r>
+      <w:proofErr w:type="gramStart"/>
+      <w:r>
+        <w:t>node.cost</w:t>
+      </w:r>
+      <w:proofErr w:type="gramEnd"/>
+      <w:r>
+        <w:t>,</w:t>
+      </w:r>
+    </w:p>
+    <w:p>
+      <w:r>
+        <w:t xml:space="preserve">        ...</w:t>
+      </w:r>
+    </w:p>
+    <w:p>
+      <w:r>
+        <w:t xml:space="preserve">    }</w:t>
+      </w:r>
+    </w:p>
+    <w:p>
+      <w:r>
+        <w:t xml:space="preserve">Nếu vị trí hiện tại là </w:t>
+      </w:r>
+      <w:r>
+        <w:rPr>
+          <w:b/>
+          <w:bCs/>
+        </w:rPr>
+        <w:t>đích (goal)</w:t>
+      </w:r>
+      <w:r>
+        <w:t xml:space="preserve"> → đã tìm thấy đường đi.</w:t>
+      </w:r>
+    </w:p>
+    <w:p>
+      <w:r>
+        <w:lastRenderedPageBreak/>
+        <w:t xml:space="preserve">Gọi reconstruct(node) để </w:t>
+      </w:r>
+      <w:r>
+        <w:rPr>
+          <w:b/>
+          <w:bCs/>
+        </w:rPr>
+        <w:t>truy ngược lại đường đi từ đích về gốc</w:t>
+      </w:r>
+      <w:r>
+        <w:t>, rồi đảo ngược để ra đường đi hoàn chỉnh.</w:t>
+      </w:r>
+    </w:p>
+    <w:p>
+      <w:pPr>
+        <w:pStyle w:val="Heading4"/>
+      </w:pPr>
+      <w:r>
+        <w:t>Duyệt các ô lân cận</w:t>
+      </w:r>
+      <w:r>
+        <w:t>:</w:t>
+      </w:r>
+    </w:p>
+    <w:p>
+      <w:r>
+        <w:t>for (npos, action) in get_</w:t>
+      </w:r>
+      <w:proofErr w:type="gramStart"/>
+      <w:r>
+        <w:t>neighbors(</w:t>
+      </w:r>
+      <w:proofErr w:type="gramEnd"/>
+      <w:r>
+        <w:t>node.pos, grid):</w:t>
+      </w:r>
+    </w:p>
+    <w:p>
+      <w:r>
+        <w:t xml:space="preserve">    if npos not in visited:</w:t>
+      </w:r>
+    </w:p>
+    <w:p>
+      <w:r>
+        <w:t xml:space="preserve">        visited.add(npos)</w:t>
+      </w:r>
+    </w:p>
+    <w:p>
+      <w:r>
+        <w:t xml:space="preserve">        child = </w:t>
+      </w:r>
+      <w:proofErr w:type="gramStart"/>
+      <w:r>
+        <w:t>Node(</w:t>
+      </w:r>
+      <w:proofErr w:type="gramEnd"/>
+      <w:r>
+        <w:t xml:space="preserve">npos, node, action, </w:t>
+      </w:r>
+      <w:proofErr w:type="gramStart"/>
+      <w:r>
+        <w:t>node.cost</w:t>
+      </w:r>
+      <w:proofErr w:type="gramEnd"/>
+      <w:r>
+        <w:t xml:space="preserve"> + 1)</w:t>
+      </w:r>
+    </w:p>
+    <w:p>
+      <w:r>
+        <w:t xml:space="preserve">        </w:t>
+      </w:r>
+      <w:proofErr w:type="gramStart"/>
+      <w:r>
+        <w:t>frontier.append</w:t>
+      </w:r>
+      <w:proofErr w:type="gramEnd"/>
+      <w:r>
+        <w:t>(child)</w:t>
+      </w:r>
+    </w:p>
+    <w:p>
+      <w:r>
+        <w:t>Gọi get_</w:t>
+      </w:r>
+      <w:proofErr w:type="gramStart"/>
+      <w:r>
+        <w:t>neighbors(</w:t>
+      </w:r>
+      <w:proofErr w:type="gramEnd"/>
+      <w:r>
+        <w:t>) để lấy 4 hướng có thể di chuyển (Lên, Xuống, Trái, Phải).</w:t>
+      </w:r>
+    </w:p>
+    <w:p>
+      <w:r>
+        <w:t xml:space="preserve">Nếu ô đó </w:t>
+      </w:r>
+      <w:r>
+        <w:rPr>
+          <w:b/>
+          <w:bCs/>
+        </w:rPr>
+        <w:t>chưa được thăm</w:t>
+      </w:r>
+      <w:r>
+        <w:t>:</w:t>
+      </w:r>
+    </w:p>
+    <w:p>
+      <w:pPr>
+        <w:numPr>
+          <w:ilvl w:val="0"/>
+          <w:numId w:val="19"/>
+        </w:numPr>
+      </w:pPr>
+      <w:r>
+        <w:t>Đánh dấu là đã thăm (visited.add(npos)).</w:t>
+      </w:r>
+    </w:p>
+    <w:p>
+      <w:pPr>
+        <w:numPr>
+          <w:ilvl w:val="0"/>
+          <w:numId w:val="19"/>
+        </w:numPr>
+      </w:pPr>
+      <w:r>
+        <w:t xml:space="preserve">Tạo node con (child) và thêm vào </w:t>
+      </w:r>
+      <w:r>
+        <w:rPr>
+          <w:b/>
+          <w:bCs/>
+        </w:rPr>
+        <w:t>stack (</w:t>
+      </w:r>
+      <w:proofErr w:type="gramStart"/>
+      <w:r>
+        <w:rPr>
+          <w:b/>
+          <w:bCs/>
+        </w:rPr>
+        <w:t>frontier.append</w:t>
+      </w:r>
+      <w:proofErr w:type="gramEnd"/>
+      <w:r>
+        <w:rPr>
+          <w:b/>
+          <w:bCs/>
+        </w:rPr>
+        <w:t>(child))</w:t>
+      </w:r>
+      <w:r>
+        <w:t>.</w:t>
+      </w:r>
+    </w:p>
+    <w:p>
+      <w:r>
+        <w:t xml:space="preserve">Vì là </w:t>
+      </w:r>
+      <w:r>
+        <w:rPr>
+          <w:b/>
+          <w:bCs/>
+        </w:rPr>
+        <w:t>stack</w:t>
+      </w:r>
+      <w:r>
+        <w:t xml:space="preserve">, nên node con được thêm cuối cùng sẽ được thăm </w:t>
+      </w:r>
+      <w:r>
+        <w:rPr>
+          <w:b/>
+          <w:bCs/>
+        </w:rPr>
+        <w:t>đầu tiên trong lần lặp sau</w:t>
+      </w:r>
+      <w:r>
+        <w:t xml:space="preserve"> → thuật toán </w:t>
+      </w:r>
+      <w:r>
+        <w:rPr>
+          <w:b/>
+          <w:bCs/>
+        </w:rPr>
+        <w:t>đi sâu xuống liên tục</w:t>
+      </w:r>
+      <w:r>
+        <w:t>.</w:t>
+      </w:r>
+    </w:p>
+    <w:p>
+      <w:pPr>
+        <w:pStyle w:val="Heading4"/>
+      </w:pPr>
+      <w:r>
+        <w:t>Cập nhật thống kê bộ nhớ</w:t>
+      </w:r>
+      <w:r>
+        <w:t>:</w:t>
+      </w:r>
+    </w:p>
+    <w:p>
+      <w:r>
+        <w:t xml:space="preserve">max_frontier_size = </w:t>
+      </w:r>
+      <w:proofErr w:type="gramStart"/>
+      <w:r>
+        <w:t>max(</w:t>
+      </w:r>
+      <w:proofErr w:type="gramEnd"/>
+      <w:r>
+        <w:t>max_frontier_size, len(frontier))</w:t>
+      </w:r>
+    </w:p>
+    <w:p>
+      <w:r>
+        <w:t xml:space="preserve">max_nodes_in_memory = </w:t>
+      </w:r>
+      <w:proofErr w:type="gramStart"/>
+      <w:r>
+        <w:t>max(</w:t>
+      </w:r>
+      <w:proofErr w:type="gramEnd"/>
+      <w:r>
+        <w:t>max_nodes_in_memory,</w:t>
+      </w:r>
+    </w:p>
+    <w:p>
+      <w:r>
+        <w:t xml:space="preserve">                          len(frontier) + len(visited))</w:t>
+      </w:r>
+    </w:p>
+    <w:p>
+      <w:r>
+        <w:t>max_frontier_size: lưu kích thước lớn nhất mà stack từng đạt được.</w:t>
+      </w:r>
+    </w:p>
+    <w:p>
+      <w:r>
+        <w:t>max_nodes_in_memory: tổng số node (đang chờ + đã thăm) tại thời điểm tốn bộ nhớ nhất.</w:t>
+      </w:r>
+    </w:p>
+    <w:p>
+      <w:r>
+        <w:t>Kết thúc (nếu không tìm thấy đường)</w:t>
+      </w:r>
+    </w:p>
+    <w:p>
+      <w:r>
+        <w:t>return {"error": "no path"}</w:t>
+      </w:r>
+    </w:p>
     <w:sectPr>
-      <w:footerReference w:type="default" r:id="rId27"/>
+      <w:footerReference w:type="default" r:id="rId33"/>
       <w:pgSz w:w="12240" w:h="15840"/>
       <w:pgMar w:top="1440" w:right="1440" w:bottom="1440" w:left="1440" w:header="720" w:footer="720" w:gutter="0"/>
       <w:cols w:space="720"/>
@@ -25804,6 +27767,453 @@
     </w:lvl>
   </w:abstractNum>
   <w:abstractNum w:abstractNumId="3" w15:restartNumberingAfterBreak="0">
+    <w:nsid w:val="0090319C"/>
+    <w:multiLevelType w:val="multilevel"/>
+    <w:tmpl w:val="E6E474AC"/>
+    <w:lvl w:ilvl="0">
+      <w:start w:val="1"/>
+      <w:numFmt w:val="bullet"/>
+      <w:lvlText w:val=""/>
+      <w:lvlJc w:val="left"/>
+      <w:pPr>
+        <w:tabs>
+          <w:tab w:val="num" w:pos="720"/>
+        </w:tabs>
+        <w:ind w:left="720" w:hanging="360"/>
+      </w:pPr>
+      <w:rPr>
+        <w:rFonts w:ascii="Symbol" w:hAnsi="Symbol" w:hint="default"/>
+        <w:sz w:val="20"/>
+      </w:rPr>
+    </w:lvl>
+    <w:lvl w:ilvl="1" w:tentative="1">
+      <w:start w:val="1"/>
+      <w:numFmt w:val="bullet"/>
+      <w:lvlText w:val="o"/>
+      <w:lvlJc w:val="left"/>
+      <w:pPr>
+        <w:tabs>
+          <w:tab w:val="num" w:pos="1440"/>
+        </w:tabs>
+        <w:ind w:left="1440" w:hanging="360"/>
+      </w:pPr>
+      <w:rPr>
+        <w:rFonts w:ascii="Courier New" w:hAnsi="Courier New" w:hint="default"/>
+        <w:sz w:val="20"/>
+      </w:rPr>
+    </w:lvl>
+    <w:lvl w:ilvl="2" w:tentative="1">
+      <w:start w:val="1"/>
+      <w:numFmt w:val="bullet"/>
+      <w:lvlText w:val=""/>
+      <w:lvlJc w:val="left"/>
+      <w:pPr>
+        <w:tabs>
+          <w:tab w:val="num" w:pos="2160"/>
+        </w:tabs>
+        <w:ind w:left="2160" w:hanging="360"/>
+      </w:pPr>
+      <w:rPr>
+        <w:rFonts w:ascii="Wingdings" w:hAnsi="Wingdings" w:hint="default"/>
+        <w:sz w:val="20"/>
+      </w:rPr>
+    </w:lvl>
+    <w:lvl w:ilvl="3" w:tentative="1">
+      <w:start w:val="1"/>
+      <w:numFmt w:val="bullet"/>
+      <w:lvlText w:val=""/>
+      <w:lvlJc w:val="left"/>
+      <w:pPr>
+        <w:tabs>
+          <w:tab w:val="num" w:pos="2880"/>
+        </w:tabs>
+        <w:ind w:left="2880" w:hanging="360"/>
+      </w:pPr>
+      <w:rPr>
+        <w:rFonts w:ascii="Wingdings" w:hAnsi="Wingdings" w:hint="default"/>
+        <w:sz w:val="20"/>
+      </w:rPr>
+    </w:lvl>
+    <w:lvl w:ilvl="4" w:tentative="1">
+      <w:start w:val="1"/>
+      <w:numFmt w:val="bullet"/>
+      <w:lvlText w:val=""/>
+      <w:lvlJc w:val="left"/>
+      <w:pPr>
+        <w:tabs>
+          <w:tab w:val="num" w:pos="3600"/>
+        </w:tabs>
+        <w:ind w:left="3600" w:hanging="360"/>
+      </w:pPr>
+      <w:rPr>
+        <w:rFonts w:ascii="Wingdings" w:hAnsi="Wingdings" w:hint="default"/>
+        <w:sz w:val="20"/>
+      </w:rPr>
+    </w:lvl>
+    <w:lvl w:ilvl="5" w:tentative="1">
+      <w:start w:val="1"/>
+      <w:numFmt w:val="bullet"/>
+      <w:lvlText w:val=""/>
+      <w:lvlJc w:val="left"/>
+      <w:pPr>
+        <w:tabs>
+          <w:tab w:val="num" w:pos="4320"/>
+        </w:tabs>
+        <w:ind w:left="4320" w:hanging="360"/>
+      </w:pPr>
+      <w:rPr>
+        <w:rFonts w:ascii="Wingdings" w:hAnsi="Wingdings" w:hint="default"/>
+        <w:sz w:val="20"/>
+      </w:rPr>
+    </w:lvl>
+    <w:lvl w:ilvl="6" w:tentative="1">
+      <w:start w:val="1"/>
+      <w:numFmt w:val="bullet"/>
+      <w:lvlText w:val=""/>
+      <w:lvlJc w:val="left"/>
+      <w:pPr>
+        <w:tabs>
+          <w:tab w:val="num" w:pos="5040"/>
+        </w:tabs>
+        <w:ind w:left="5040" w:hanging="360"/>
+      </w:pPr>
+      <w:rPr>
+        <w:rFonts w:ascii="Wingdings" w:hAnsi="Wingdings" w:hint="default"/>
+        <w:sz w:val="20"/>
+      </w:rPr>
+    </w:lvl>
+    <w:lvl w:ilvl="7" w:tentative="1">
+      <w:start w:val="1"/>
+      <w:numFmt w:val="bullet"/>
+      <w:lvlText w:val=""/>
+      <w:lvlJc w:val="left"/>
+      <w:pPr>
+        <w:tabs>
+          <w:tab w:val="num" w:pos="5760"/>
+        </w:tabs>
+        <w:ind w:left="5760" w:hanging="360"/>
+      </w:pPr>
+      <w:rPr>
+        <w:rFonts w:ascii="Wingdings" w:hAnsi="Wingdings" w:hint="default"/>
+        <w:sz w:val="20"/>
+      </w:rPr>
+    </w:lvl>
+    <w:lvl w:ilvl="8" w:tentative="1">
+      <w:start w:val="1"/>
+      <w:numFmt w:val="bullet"/>
+      <w:lvlText w:val=""/>
+      <w:lvlJc w:val="left"/>
+      <w:pPr>
+        <w:tabs>
+          <w:tab w:val="num" w:pos="6480"/>
+        </w:tabs>
+        <w:ind w:left="6480" w:hanging="360"/>
+      </w:pPr>
+      <w:rPr>
+        <w:rFonts w:ascii="Wingdings" w:hAnsi="Wingdings" w:hint="default"/>
+        <w:sz w:val="20"/>
+      </w:rPr>
+    </w:lvl>
+  </w:abstractNum>
+  <w:abstractNum w:abstractNumId="4" w15:restartNumberingAfterBreak="0">
+    <w:nsid w:val="08DE6E2F"/>
+    <w:multiLevelType w:val="multilevel"/>
+    <w:tmpl w:val="8BE07E26"/>
+    <w:lvl w:ilvl="0">
+      <w:start w:val="1"/>
+      <w:numFmt w:val="bullet"/>
+      <w:lvlText w:val=""/>
+      <w:lvlJc w:val="left"/>
+      <w:pPr>
+        <w:tabs>
+          <w:tab w:val="num" w:pos="720"/>
+        </w:tabs>
+        <w:ind w:left="720" w:hanging="360"/>
+      </w:pPr>
+      <w:rPr>
+        <w:rFonts w:ascii="Symbol" w:hAnsi="Symbol" w:hint="default"/>
+        <w:sz w:val="20"/>
+      </w:rPr>
+    </w:lvl>
+    <w:lvl w:ilvl="1" w:tentative="1">
+      <w:start w:val="1"/>
+      <w:numFmt w:val="bullet"/>
+      <w:lvlText w:val="o"/>
+      <w:lvlJc w:val="left"/>
+      <w:pPr>
+        <w:tabs>
+          <w:tab w:val="num" w:pos="1440"/>
+        </w:tabs>
+        <w:ind w:left="1440" w:hanging="360"/>
+      </w:pPr>
+      <w:rPr>
+        <w:rFonts w:ascii="Courier New" w:hAnsi="Courier New" w:hint="default"/>
+        <w:sz w:val="20"/>
+      </w:rPr>
+    </w:lvl>
+    <w:lvl w:ilvl="2" w:tentative="1">
+      <w:start w:val="1"/>
+      <w:numFmt w:val="bullet"/>
+      <w:lvlText w:val=""/>
+      <w:lvlJc w:val="left"/>
+      <w:pPr>
+        <w:tabs>
+          <w:tab w:val="num" w:pos="2160"/>
+        </w:tabs>
+        <w:ind w:left="2160" w:hanging="360"/>
+      </w:pPr>
+      <w:rPr>
+        <w:rFonts w:ascii="Wingdings" w:hAnsi="Wingdings" w:hint="default"/>
+        <w:sz w:val="20"/>
+      </w:rPr>
+    </w:lvl>
+    <w:lvl w:ilvl="3" w:tentative="1">
+      <w:start w:val="1"/>
+      <w:numFmt w:val="bullet"/>
+      <w:lvlText w:val=""/>
+      <w:lvlJc w:val="left"/>
+      <w:pPr>
+        <w:tabs>
+          <w:tab w:val="num" w:pos="2880"/>
+        </w:tabs>
+        <w:ind w:left="2880" w:hanging="360"/>
+      </w:pPr>
+      <w:rPr>
+        <w:rFonts w:ascii="Wingdings" w:hAnsi="Wingdings" w:hint="default"/>
+        <w:sz w:val="20"/>
+      </w:rPr>
+    </w:lvl>
+    <w:lvl w:ilvl="4" w:tentative="1">
+      <w:start w:val="1"/>
+      <w:numFmt w:val="bullet"/>
+      <w:lvlText w:val=""/>
+      <w:lvlJc w:val="left"/>
+      <w:pPr>
+        <w:tabs>
+          <w:tab w:val="num" w:pos="3600"/>
+        </w:tabs>
+        <w:ind w:left="3600" w:hanging="360"/>
+      </w:pPr>
+      <w:rPr>
+        <w:rFonts w:ascii="Wingdings" w:hAnsi="Wingdings" w:hint="default"/>
+        <w:sz w:val="20"/>
+      </w:rPr>
+    </w:lvl>
+    <w:lvl w:ilvl="5" w:tentative="1">
+      <w:start w:val="1"/>
+      <w:numFmt w:val="bullet"/>
+      <w:lvlText w:val=""/>
+      <w:lvlJc w:val="left"/>
+      <w:pPr>
+        <w:tabs>
+          <w:tab w:val="num" w:pos="4320"/>
+        </w:tabs>
+        <w:ind w:left="4320" w:hanging="360"/>
+      </w:pPr>
+      <w:rPr>
+        <w:rFonts w:ascii="Wingdings" w:hAnsi="Wingdings" w:hint="default"/>
+        <w:sz w:val="20"/>
+      </w:rPr>
+    </w:lvl>
+    <w:lvl w:ilvl="6" w:tentative="1">
+      <w:start w:val="1"/>
+      <w:numFmt w:val="bullet"/>
+      <w:lvlText w:val=""/>
+      <w:lvlJc w:val="left"/>
+      <w:pPr>
+        <w:tabs>
+          <w:tab w:val="num" w:pos="5040"/>
+        </w:tabs>
+        <w:ind w:left="5040" w:hanging="360"/>
+      </w:pPr>
+      <w:rPr>
+        <w:rFonts w:ascii="Wingdings" w:hAnsi="Wingdings" w:hint="default"/>
+        <w:sz w:val="20"/>
+      </w:rPr>
+    </w:lvl>
+    <w:lvl w:ilvl="7" w:tentative="1">
+      <w:start w:val="1"/>
+      <w:numFmt w:val="bullet"/>
+      <w:lvlText w:val=""/>
+      <w:lvlJc w:val="left"/>
+      <w:pPr>
+        <w:tabs>
+          <w:tab w:val="num" w:pos="5760"/>
+        </w:tabs>
+        <w:ind w:left="5760" w:hanging="360"/>
+      </w:pPr>
+      <w:rPr>
+        <w:rFonts w:ascii="Wingdings" w:hAnsi="Wingdings" w:hint="default"/>
+        <w:sz w:val="20"/>
+      </w:rPr>
+    </w:lvl>
+    <w:lvl w:ilvl="8" w:tentative="1">
+      <w:start w:val="1"/>
+      <w:numFmt w:val="bullet"/>
+      <w:lvlText w:val=""/>
+      <w:lvlJc w:val="left"/>
+      <w:pPr>
+        <w:tabs>
+          <w:tab w:val="num" w:pos="6480"/>
+        </w:tabs>
+        <w:ind w:left="6480" w:hanging="360"/>
+      </w:pPr>
+      <w:rPr>
+        <w:rFonts w:ascii="Wingdings" w:hAnsi="Wingdings" w:hint="default"/>
+        <w:sz w:val="20"/>
+      </w:rPr>
+    </w:lvl>
+  </w:abstractNum>
+  <w:abstractNum w:abstractNumId="5" w15:restartNumberingAfterBreak="0">
+    <w:nsid w:val="0FB41298"/>
+    <w:multiLevelType w:val="multilevel"/>
+    <w:tmpl w:val="260C0C1E"/>
+    <w:lvl w:ilvl="0">
+      <w:start w:val="1"/>
+      <w:numFmt w:val="bullet"/>
+      <w:lvlText w:val=""/>
+      <w:lvlJc w:val="left"/>
+      <w:pPr>
+        <w:tabs>
+          <w:tab w:val="num" w:pos="720"/>
+        </w:tabs>
+        <w:ind w:left="720" w:hanging="360"/>
+      </w:pPr>
+      <w:rPr>
+        <w:rFonts w:ascii="Symbol" w:hAnsi="Symbol" w:hint="default"/>
+        <w:sz w:val="20"/>
+      </w:rPr>
+    </w:lvl>
+    <w:lvl w:ilvl="1" w:tentative="1">
+      <w:start w:val="1"/>
+      <w:numFmt w:val="bullet"/>
+      <w:lvlText w:val="o"/>
+      <w:lvlJc w:val="left"/>
+      <w:pPr>
+        <w:tabs>
+          <w:tab w:val="num" w:pos="1440"/>
+        </w:tabs>
+        <w:ind w:left="1440" w:hanging="360"/>
+      </w:pPr>
+      <w:rPr>
+        <w:rFonts w:ascii="Courier New" w:hAnsi="Courier New" w:hint="default"/>
+        <w:sz w:val="20"/>
+      </w:rPr>
+    </w:lvl>
+    <w:lvl w:ilvl="2" w:tentative="1">
+      <w:start w:val="1"/>
+      <w:numFmt w:val="bullet"/>
+      <w:lvlText w:val=""/>
+      <w:lvlJc w:val="left"/>
+      <w:pPr>
+        <w:tabs>
+          <w:tab w:val="num" w:pos="2160"/>
+        </w:tabs>
+        <w:ind w:left="2160" w:hanging="360"/>
+      </w:pPr>
+      <w:rPr>
+        <w:rFonts w:ascii="Wingdings" w:hAnsi="Wingdings" w:hint="default"/>
+        <w:sz w:val="20"/>
+      </w:rPr>
+    </w:lvl>
+    <w:lvl w:ilvl="3" w:tentative="1">
+      <w:start w:val="1"/>
+      <w:numFmt w:val="bullet"/>
+      <w:lvlText w:val=""/>
+      <w:lvlJc w:val="left"/>
+      <w:pPr>
+        <w:tabs>
+          <w:tab w:val="num" w:pos="2880"/>
+        </w:tabs>
+        <w:ind w:left="2880" w:hanging="360"/>
+      </w:pPr>
+      <w:rPr>
+        <w:rFonts w:ascii="Wingdings" w:hAnsi="Wingdings" w:hint="default"/>
+        <w:sz w:val="20"/>
+      </w:rPr>
+    </w:lvl>
+    <w:lvl w:ilvl="4" w:tentative="1">
+      <w:start w:val="1"/>
+      <w:numFmt w:val="bullet"/>
+      <w:lvlText w:val=""/>
+      <w:lvlJc w:val="left"/>
+      <w:pPr>
+        <w:tabs>
+          <w:tab w:val="num" w:pos="3600"/>
+        </w:tabs>
+        <w:ind w:left="3600" w:hanging="360"/>
+      </w:pPr>
+      <w:rPr>
+        <w:rFonts w:ascii="Wingdings" w:hAnsi="Wingdings" w:hint="default"/>
+        <w:sz w:val="20"/>
+      </w:rPr>
+    </w:lvl>
+    <w:lvl w:ilvl="5" w:tentative="1">
+      <w:start w:val="1"/>
+      <w:numFmt w:val="bullet"/>
+      <w:lvlText w:val=""/>
+      <w:lvlJc w:val="left"/>
+      <w:pPr>
+        <w:tabs>
+          <w:tab w:val="num" w:pos="4320"/>
+        </w:tabs>
+        <w:ind w:left="4320" w:hanging="360"/>
+      </w:pPr>
+      <w:rPr>
+        <w:rFonts w:ascii="Wingdings" w:hAnsi="Wingdings" w:hint="default"/>
+        <w:sz w:val="20"/>
+      </w:rPr>
+    </w:lvl>
+    <w:lvl w:ilvl="6" w:tentative="1">
+      <w:start w:val="1"/>
+      <w:numFmt w:val="bullet"/>
+      <w:lvlText w:val=""/>
+      <w:lvlJc w:val="left"/>
+      <w:pPr>
+        <w:tabs>
+          <w:tab w:val="num" w:pos="5040"/>
+        </w:tabs>
+        <w:ind w:left="5040" w:hanging="360"/>
+      </w:pPr>
+      <w:rPr>
+        <w:rFonts w:ascii="Wingdings" w:hAnsi="Wingdings" w:hint="default"/>
+        <w:sz w:val="20"/>
+      </w:rPr>
+    </w:lvl>
+    <w:lvl w:ilvl="7" w:tentative="1">
+      <w:start w:val="1"/>
+      <w:numFmt w:val="bullet"/>
+      <w:lvlText w:val=""/>
+      <w:lvlJc w:val="left"/>
+      <w:pPr>
+        <w:tabs>
+          <w:tab w:val="num" w:pos="5760"/>
+        </w:tabs>
+        <w:ind w:left="5760" w:hanging="360"/>
+      </w:pPr>
+      <w:rPr>
+        <w:rFonts w:ascii="Wingdings" w:hAnsi="Wingdings" w:hint="default"/>
+        <w:sz w:val="20"/>
+      </w:rPr>
+    </w:lvl>
+    <w:lvl w:ilvl="8" w:tentative="1">
+      <w:start w:val="1"/>
+      <w:numFmt w:val="bullet"/>
+      <w:lvlText w:val=""/>
+      <w:lvlJc w:val="left"/>
+      <w:pPr>
+        <w:tabs>
+          <w:tab w:val="num" w:pos="6480"/>
+        </w:tabs>
+        <w:ind w:left="6480" w:hanging="360"/>
+      </w:pPr>
+      <w:rPr>
+        <w:rFonts w:ascii="Wingdings" w:hAnsi="Wingdings" w:hint="default"/>
+        <w:sz w:val="20"/>
+      </w:rPr>
+    </w:lvl>
+  </w:abstractNum>
+  <w:abstractNum w:abstractNumId="6" w15:restartNumberingAfterBreak="0">
     <w:nsid w:val="1CF13A4A"/>
     <w:multiLevelType w:val="hybridMultilevel"/>
     <w:tmpl w:val="30A0B7F6"/>
@@ -25916,7 +28326,7 @@
       </w:rPr>
     </w:lvl>
   </w:abstractNum>
-  <w:abstractNum w:abstractNumId="4" w15:restartNumberingAfterBreak="0">
+  <w:abstractNum w:abstractNumId="7" w15:restartNumberingAfterBreak="0">
     <w:nsid w:val="25891CA6"/>
     <w:multiLevelType w:val="hybridMultilevel"/>
     <w:tmpl w:val="77707FE6"/>
@@ -26029,7 +28439,692 @@
       </w:rPr>
     </w:lvl>
   </w:abstractNum>
-  <w:abstractNum w:abstractNumId="5" w15:restartNumberingAfterBreak="0">
+  <w:abstractNum w:abstractNumId="8" w15:restartNumberingAfterBreak="0">
+    <w:nsid w:val="28E21446"/>
+    <w:multiLevelType w:val="hybridMultilevel"/>
+    <w:tmpl w:val="AA3C5138"/>
+    <w:lvl w:ilvl="0" w:tplc="0409000F">
+      <w:start w:val="1"/>
+      <w:numFmt w:val="decimal"/>
+      <w:lvlText w:val="%1."/>
+      <w:lvlJc w:val="left"/>
+      <w:pPr>
+        <w:ind w:left="720" w:hanging="360"/>
+      </w:pPr>
+      <w:rPr>
+        <w:rFonts w:hint="default"/>
+      </w:rPr>
+    </w:lvl>
+    <w:lvl w:ilvl="1" w:tplc="04090019" w:tentative="1">
+      <w:start w:val="1"/>
+      <w:numFmt w:val="lowerLetter"/>
+      <w:lvlText w:val="%2."/>
+      <w:lvlJc w:val="left"/>
+      <w:pPr>
+        <w:ind w:left="1440" w:hanging="360"/>
+      </w:pPr>
+    </w:lvl>
+    <w:lvl w:ilvl="2" w:tplc="0409001B" w:tentative="1">
+      <w:start w:val="1"/>
+      <w:numFmt w:val="lowerRoman"/>
+      <w:lvlText w:val="%3."/>
+      <w:lvlJc w:val="right"/>
+      <w:pPr>
+        <w:ind w:left="2160" w:hanging="180"/>
+      </w:pPr>
+    </w:lvl>
+    <w:lvl w:ilvl="3" w:tplc="0409000F" w:tentative="1">
+      <w:start w:val="1"/>
+      <w:numFmt w:val="decimal"/>
+      <w:lvlText w:val="%4."/>
+      <w:lvlJc w:val="left"/>
+      <w:pPr>
+        <w:ind w:left="2880" w:hanging="360"/>
+      </w:pPr>
+    </w:lvl>
+    <w:lvl w:ilvl="4" w:tplc="04090019" w:tentative="1">
+      <w:start w:val="1"/>
+      <w:numFmt w:val="lowerLetter"/>
+      <w:lvlText w:val="%5."/>
+      <w:lvlJc w:val="left"/>
+      <w:pPr>
+        <w:ind w:left="3600" w:hanging="360"/>
+      </w:pPr>
+    </w:lvl>
+    <w:lvl w:ilvl="5" w:tplc="0409001B" w:tentative="1">
+      <w:start w:val="1"/>
+      <w:numFmt w:val="lowerRoman"/>
+      <w:lvlText w:val="%6."/>
+      <w:lvlJc w:val="right"/>
+      <w:pPr>
+        <w:ind w:left="4320" w:hanging="180"/>
+      </w:pPr>
+    </w:lvl>
+    <w:lvl w:ilvl="6" w:tplc="0409000F" w:tentative="1">
+      <w:start w:val="1"/>
+      <w:numFmt w:val="decimal"/>
+      <w:lvlText w:val="%7."/>
+      <w:lvlJc w:val="left"/>
+      <w:pPr>
+        <w:ind w:left="5040" w:hanging="360"/>
+      </w:pPr>
+    </w:lvl>
+    <w:lvl w:ilvl="7" w:tplc="04090019" w:tentative="1">
+      <w:start w:val="1"/>
+      <w:numFmt w:val="lowerLetter"/>
+      <w:lvlText w:val="%8."/>
+      <w:lvlJc w:val="left"/>
+      <w:pPr>
+        <w:ind w:left="5760" w:hanging="360"/>
+      </w:pPr>
+    </w:lvl>
+    <w:lvl w:ilvl="8" w:tplc="0409001B" w:tentative="1">
+      <w:start w:val="1"/>
+      <w:numFmt w:val="lowerRoman"/>
+      <w:lvlText w:val="%9."/>
+      <w:lvlJc w:val="right"/>
+      <w:pPr>
+        <w:ind w:left="6480" w:hanging="180"/>
+      </w:pPr>
+    </w:lvl>
+  </w:abstractNum>
+  <w:abstractNum w:abstractNumId="9" w15:restartNumberingAfterBreak="0">
+    <w:nsid w:val="2CE921A1"/>
+    <w:multiLevelType w:val="multilevel"/>
+    <w:tmpl w:val="B522618C"/>
+    <w:lvl w:ilvl="0">
+      <w:start w:val="1"/>
+      <w:numFmt w:val="bullet"/>
+      <w:lvlText w:val=""/>
+      <w:lvlJc w:val="left"/>
+      <w:pPr>
+        <w:tabs>
+          <w:tab w:val="num" w:pos="720"/>
+        </w:tabs>
+        <w:ind w:left="720" w:hanging="360"/>
+      </w:pPr>
+      <w:rPr>
+        <w:rFonts w:ascii="Symbol" w:hAnsi="Symbol" w:hint="default"/>
+        <w:sz w:val="20"/>
+      </w:rPr>
+    </w:lvl>
+    <w:lvl w:ilvl="1" w:tentative="1">
+      <w:start w:val="1"/>
+      <w:numFmt w:val="bullet"/>
+      <w:lvlText w:val="o"/>
+      <w:lvlJc w:val="left"/>
+      <w:pPr>
+        <w:tabs>
+          <w:tab w:val="num" w:pos="1440"/>
+        </w:tabs>
+        <w:ind w:left="1440" w:hanging="360"/>
+      </w:pPr>
+      <w:rPr>
+        <w:rFonts w:ascii="Courier New" w:hAnsi="Courier New" w:hint="default"/>
+        <w:sz w:val="20"/>
+      </w:rPr>
+    </w:lvl>
+    <w:lvl w:ilvl="2" w:tentative="1">
+      <w:start w:val="1"/>
+      <w:numFmt w:val="bullet"/>
+      <w:lvlText w:val=""/>
+      <w:lvlJc w:val="left"/>
+      <w:pPr>
+        <w:tabs>
+          <w:tab w:val="num" w:pos="2160"/>
+        </w:tabs>
+        <w:ind w:left="2160" w:hanging="360"/>
+      </w:pPr>
+      <w:rPr>
+        <w:rFonts w:ascii="Wingdings" w:hAnsi="Wingdings" w:hint="default"/>
+        <w:sz w:val="20"/>
+      </w:rPr>
+    </w:lvl>
+    <w:lvl w:ilvl="3" w:tentative="1">
+      <w:start w:val="1"/>
+      <w:numFmt w:val="bullet"/>
+      <w:lvlText w:val=""/>
+      <w:lvlJc w:val="left"/>
+      <w:pPr>
+        <w:tabs>
+          <w:tab w:val="num" w:pos="2880"/>
+        </w:tabs>
+        <w:ind w:left="2880" w:hanging="360"/>
+      </w:pPr>
+      <w:rPr>
+        <w:rFonts w:ascii="Wingdings" w:hAnsi="Wingdings" w:hint="default"/>
+        <w:sz w:val="20"/>
+      </w:rPr>
+    </w:lvl>
+    <w:lvl w:ilvl="4" w:tentative="1">
+      <w:start w:val="1"/>
+      <w:numFmt w:val="bullet"/>
+      <w:lvlText w:val=""/>
+      <w:lvlJc w:val="left"/>
+      <w:pPr>
+        <w:tabs>
+          <w:tab w:val="num" w:pos="3600"/>
+        </w:tabs>
+        <w:ind w:left="3600" w:hanging="360"/>
+      </w:pPr>
+      <w:rPr>
+        <w:rFonts w:ascii="Wingdings" w:hAnsi="Wingdings" w:hint="default"/>
+        <w:sz w:val="20"/>
+      </w:rPr>
+    </w:lvl>
+    <w:lvl w:ilvl="5" w:tentative="1">
+      <w:start w:val="1"/>
+      <w:numFmt w:val="bullet"/>
+      <w:lvlText w:val=""/>
+      <w:lvlJc w:val="left"/>
+      <w:pPr>
+        <w:tabs>
+          <w:tab w:val="num" w:pos="4320"/>
+        </w:tabs>
+        <w:ind w:left="4320" w:hanging="360"/>
+      </w:pPr>
+      <w:rPr>
+        <w:rFonts w:ascii="Wingdings" w:hAnsi="Wingdings" w:hint="default"/>
+        <w:sz w:val="20"/>
+      </w:rPr>
+    </w:lvl>
+    <w:lvl w:ilvl="6" w:tentative="1">
+      <w:start w:val="1"/>
+      <w:numFmt w:val="bullet"/>
+      <w:lvlText w:val=""/>
+      <w:lvlJc w:val="left"/>
+      <w:pPr>
+        <w:tabs>
+          <w:tab w:val="num" w:pos="5040"/>
+        </w:tabs>
+        <w:ind w:left="5040" w:hanging="360"/>
+      </w:pPr>
+      <w:rPr>
+        <w:rFonts w:ascii="Wingdings" w:hAnsi="Wingdings" w:hint="default"/>
+        <w:sz w:val="20"/>
+      </w:rPr>
+    </w:lvl>
+    <w:lvl w:ilvl="7" w:tentative="1">
+      <w:start w:val="1"/>
+      <w:numFmt w:val="bullet"/>
+      <w:lvlText w:val=""/>
+      <w:lvlJc w:val="left"/>
+      <w:pPr>
+        <w:tabs>
+          <w:tab w:val="num" w:pos="5760"/>
+        </w:tabs>
+        <w:ind w:left="5760" w:hanging="360"/>
+      </w:pPr>
+      <w:rPr>
+        <w:rFonts w:ascii="Wingdings" w:hAnsi="Wingdings" w:hint="default"/>
+        <w:sz w:val="20"/>
+      </w:rPr>
+    </w:lvl>
+    <w:lvl w:ilvl="8" w:tentative="1">
+      <w:start w:val="1"/>
+      <w:numFmt w:val="bullet"/>
+      <w:lvlText w:val=""/>
+      <w:lvlJc w:val="left"/>
+      <w:pPr>
+        <w:tabs>
+          <w:tab w:val="num" w:pos="6480"/>
+        </w:tabs>
+        <w:ind w:left="6480" w:hanging="360"/>
+      </w:pPr>
+      <w:rPr>
+        <w:rFonts w:ascii="Wingdings" w:hAnsi="Wingdings" w:hint="default"/>
+        <w:sz w:val="20"/>
+      </w:rPr>
+    </w:lvl>
+  </w:abstractNum>
+  <w:abstractNum w:abstractNumId="10" w15:restartNumberingAfterBreak="0">
+    <w:nsid w:val="2F906567"/>
+    <w:multiLevelType w:val="multilevel"/>
+    <w:tmpl w:val="FE3E3158"/>
+    <w:lvl w:ilvl="0">
+      <w:start w:val="1"/>
+      <w:numFmt w:val="bullet"/>
+      <w:lvlText w:val=""/>
+      <w:lvlJc w:val="left"/>
+      <w:pPr>
+        <w:tabs>
+          <w:tab w:val="num" w:pos="720"/>
+        </w:tabs>
+        <w:ind w:left="720" w:hanging="360"/>
+      </w:pPr>
+      <w:rPr>
+        <w:rFonts w:ascii="Symbol" w:hAnsi="Symbol" w:hint="default"/>
+        <w:sz w:val="20"/>
+      </w:rPr>
+    </w:lvl>
+    <w:lvl w:ilvl="1" w:tentative="1">
+      <w:start w:val="1"/>
+      <w:numFmt w:val="bullet"/>
+      <w:lvlText w:val="o"/>
+      <w:lvlJc w:val="left"/>
+      <w:pPr>
+        <w:tabs>
+          <w:tab w:val="num" w:pos="1440"/>
+        </w:tabs>
+        <w:ind w:left="1440" w:hanging="360"/>
+      </w:pPr>
+      <w:rPr>
+        <w:rFonts w:ascii="Courier New" w:hAnsi="Courier New" w:hint="default"/>
+        <w:sz w:val="20"/>
+      </w:rPr>
+    </w:lvl>
+    <w:lvl w:ilvl="2" w:tentative="1">
+      <w:start w:val="1"/>
+      <w:numFmt w:val="bullet"/>
+      <w:lvlText w:val=""/>
+      <w:lvlJc w:val="left"/>
+      <w:pPr>
+        <w:tabs>
+          <w:tab w:val="num" w:pos="2160"/>
+        </w:tabs>
+        <w:ind w:left="2160" w:hanging="360"/>
+      </w:pPr>
+      <w:rPr>
+        <w:rFonts w:ascii="Wingdings" w:hAnsi="Wingdings" w:hint="default"/>
+        <w:sz w:val="20"/>
+      </w:rPr>
+    </w:lvl>
+    <w:lvl w:ilvl="3" w:tentative="1">
+      <w:start w:val="1"/>
+      <w:numFmt w:val="bullet"/>
+      <w:lvlText w:val=""/>
+      <w:lvlJc w:val="left"/>
+      <w:pPr>
+        <w:tabs>
+          <w:tab w:val="num" w:pos="2880"/>
+        </w:tabs>
+        <w:ind w:left="2880" w:hanging="360"/>
+      </w:pPr>
+      <w:rPr>
+        <w:rFonts w:ascii="Wingdings" w:hAnsi="Wingdings" w:hint="default"/>
+        <w:sz w:val="20"/>
+      </w:rPr>
+    </w:lvl>
+    <w:lvl w:ilvl="4" w:tentative="1">
+      <w:start w:val="1"/>
+      <w:numFmt w:val="bullet"/>
+      <w:lvlText w:val=""/>
+      <w:lvlJc w:val="left"/>
+      <w:pPr>
+        <w:tabs>
+          <w:tab w:val="num" w:pos="3600"/>
+        </w:tabs>
+        <w:ind w:left="3600" w:hanging="360"/>
+      </w:pPr>
+      <w:rPr>
+        <w:rFonts w:ascii="Wingdings" w:hAnsi="Wingdings" w:hint="default"/>
+        <w:sz w:val="20"/>
+      </w:rPr>
+    </w:lvl>
+    <w:lvl w:ilvl="5" w:tentative="1">
+      <w:start w:val="1"/>
+      <w:numFmt w:val="bullet"/>
+      <w:lvlText w:val=""/>
+      <w:lvlJc w:val="left"/>
+      <w:pPr>
+        <w:tabs>
+          <w:tab w:val="num" w:pos="4320"/>
+        </w:tabs>
+        <w:ind w:left="4320" w:hanging="360"/>
+      </w:pPr>
+      <w:rPr>
+        <w:rFonts w:ascii="Wingdings" w:hAnsi="Wingdings" w:hint="default"/>
+        <w:sz w:val="20"/>
+      </w:rPr>
+    </w:lvl>
+    <w:lvl w:ilvl="6" w:tentative="1">
+      <w:start w:val="1"/>
+      <w:numFmt w:val="bullet"/>
+      <w:lvlText w:val=""/>
+      <w:lvlJc w:val="left"/>
+      <w:pPr>
+        <w:tabs>
+          <w:tab w:val="num" w:pos="5040"/>
+        </w:tabs>
+        <w:ind w:left="5040" w:hanging="360"/>
+      </w:pPr>
+      <w:rPr>
+        <w:rFonts w:ascii="Wingdings" w:hAnsi="Wingdings" w:hint="default"/>
+        <w:sz w:val="20"/>
+      </w:rPr>
+    </w:lvl>
+    <w:lvl w:ilvl="7" w:tentative="1">
+      <w:start w:val="1"/>
+      <w:numFmt w:val="bullet"/>
+      <w:lvlText w:val=""/>
+      <w:lvlJc w:val="left"/>
+      <w:pPr>
+        <w:tabs>
+          <w:tab w:val="num" w:pos="5760"/>
+        </w:tabs>
+        <w:ind w:left="5760" w:hanging="360"/>
+      </w:pPr>
+      <w:rPr>
+        <w:rFonts w:ascii="Wingdings" w:hAnsi="Wingdings" w:hint="default"/>
+        <w:sz w:val="20"/>
+      </w:rPr>
+    </w:lvl>
+    <w:lvl w:ilvl="8" w:tentative="1">
+      <w:start w:val="1"/>
+      <w:numFmt w:val="bullet"/>
+      <w:lvlText w:val=""/>
+      <w:lvlJc w:val="left"/>
+      <w:pPr>
+        <w:tabs>
+          <w:tab w:val="num" w:pos="6480"/>
+        </w:tabs>
+        <w:ind w:left="6480" w:hanging="360"/>
+      </w:pPr>
+      <w:rPr>
+        <w:rFonts w:ascii="Wingdings" w:hAnsi="Wingdings" w:hint="default"/>
+        <w:sz w:val="20"/>
+      </w:rPr>
+    </w:lvl>
+  </w:abstractNum>
+  <w:abstractNum w:abstractNumId="11" w15:restartNumberingAfterBreak="0">
+    <w:nsid w:val="2FB452C9"/>
+    <w:multiLevelType w:val="multilevel"/>
+    <w:tmpl w:val="72EC3C7C"/>
+    <w:lvl w:ilvl="0">
+      <w:start w:val="1"/>
+      <w:numFmt w:val="bullet"/>
+      <w:lvlText w:val=""/>
+      <w:lvlJc w:val="left"/>
+      <w:pPr>
+        <w:tabs>
+          <w:tab w:val="num" w:pos="720"/>
+        </w:tabs>
+        <w:ind w:left="720" w:hanging="360"/>
+      </w:pPr>
+      <w:rPr>
+        <w:rFonts w:ascii="Symbol" w:hAnsi="Symbol" w:hint="default"/>
+        <w:sz w:val="20"/>
+      </w:rPr>
+    </w:lvl>
+    <w:lvl w:ilvl="1" w:tentative="1">
+      <w:start w:val="1"/>
+      <w:numFmt w:val="bullet"/>
+      <w:lvlText w:val="o"/>
+      <w:lvlJc w:val="left"/>
+      <w:pPr>
+        <w:tabs>
+          <w:tab w:val="num" w:pos="1440"/>
+        </w:tabs>
+        <w:ind w:left="1440" w:hanging="360"/>
+      </w:pPr>
+      <w:rPr>
+        <w:rFonts w:ascii="Courier New" w:hAnsi="Courier New" w:hint="default"/>
+        <w:sz w:val="20"/>
+      </w:rPr>
+    </w:lvl>
+    <w:lvl w:ilvl="2" w:tentative="1">
+      <w:start w:val="1"/>
+      <w:numFmt w:val="bullet"/>
+      <w:lvlText w:val=""/>
+      <w:lvlJc w:val="left"/>
+      <w:pPr>
+        <w:tabs>
+          <w:tab w:val="num" w:pos="2160"/>
+        </w:tabs>
+        <w:ind w:left="2160" w:hanging="360"/>
+      </w:pPr>
+      <w:rPr>
+        <w:rFonts w:ascii="Wingdings" w:hAnsi="Wingdings" w:hint="default"/>
+        <w:sz w:val="20"/>
+      </w:rPr>
+    </w:lvl>
+    <w:lvl w:ilvl="3" w:tentative="1">
+      <w:start w:val="1"/>
+      <w:numFmt w:val="bullet"/>
+      <w:lvlText w:val=""/>
+      <w:lvlJc w:val="left"/>
+      <w:pPr>
+        <w:tabs>
+          <w:tab w:val="num" w:pos="2880"/>
+        </w:tabs>
+        <w:ind w:left="2880" w:hanging="360"/>
+      </w:pPr>
+      <w:rPr>
+        <w:rFonts w:ascii="Wingdings" w:hAnsi="Wingdings" w:hint="default"/>
+        <w:sz w:val="20"/>
+      </w:rPr>
+    </w:lvl>
+    <w:lvl w:ilvl="4" w:tentative="1">
+      <w:start w:val="1"/>
+      <w:numFmt w:val="bullet"/>
+      <w:lvlText w:val=""/>
+      <w:lvlJc w:val="left"/>
+      <w:pPr>
+        <w:tabs>
+          <w:tab w:val="num" w:pos="3600"/>
+        </w:tabs>
+        <w:ind w:left="3600" w:hanging="360"/>
+      </w:pPr>
+      <w:rPr>
+        <w:rFonts w:ascii="Wingdings" w:hAnsi="Wingdings" w:hint="default"/>
+        <w:sz w:val="20"/>
+      </w:rPr>
+    </w:lvl>
+    <w:lvl w:ilvl="5" w:tentative="1">
+      <w:start w:val="1"/>
+      <w:numFmt w:val="bullet"/>
+      <w:lvlText w:val=""/>
+      <w:lvlJc w:val="left"/>
+      <w:pPr>
+        <w:tabs>
+          <w:tab w:val="num" w:pos="4320"/>
+        </w:tabs>
+        <w:ind w:left="4320" w:hanging="360"/>
+      </w:pPr>
+      <w:rPr>
+        <w:rFonts w:ascii="Wingdings" w:hAnsi="Wingdings" w:hint="default"/>
+        <w:sz w:val="20"/>
+      </w:rPr>
+    </w:lvl>
+    <w:lvl w:ilvl="6" w:tentative="1">
+      <w:start w:val="1"/>
+      <w:numFmt w:val="bullet"/>
+      <w:lvlText w:val=""/>
+      <w:lvlJc w:val="left"/>
+      <w:pPr>
+        <w:tabs>
+          <w:tab w:val="num" w:pos="5040"/>
+        </w:tabs>
+        <w:ind w:left="5040" w:hanging="360"/>
+      </w:pPr>
+      <w:rPr>
+        <w:rFonts w:ascii="Wingdings" w:hAnsi="Wingdings" w:hint="default"/>
+        <w:sz w:val="20"/>
+      </w:rPr>
+    </w:lvl>
+    <w:lvl w:ilvl="7" w:tentative="1">
+      <w:start w:val="1"/>
+      <w:numFmt w:val="bullet"/>
+      <w:lvlText w:val=""/>
+      <w:lvlJc w:val="left"/>
+      <w:pPr>
+        <w:tabs>
+          <w:tab w:val="num" w:pos="5760"/>
+        </w:tabs>
+        <w:ind w:left="5760" w:hanging="360"/>
+      </w:pPr>
+      <w:rPr>
+        <w:rFonts w:ascii="Wingdings" w:hAnsi="Wingdings" w:hint="default"/>
+        <w:sz w:val="20"/>
+      </w:rPr>
+    </w:lvl>
+    <w:lvl w:ilvl="8" w:tentative="1">
+      <w:start w:val="1"/>
+      <w:numFmt w:val="bullet"/>
+      <w:lvlText w:val=""/>
+      <w:lvlJc w:val="left"/>
+      <w:pPr>
+        <w:tabs>
+          <w:tab w:val="num" w:pos="6480"/>
+        </w:tabs>
+        <w:ind w:left="6480" w:hanging="360"/>
+      </w:pPr>
+      <w:rPr>
+        <w:rFonts w:ascii="Wingdings" w:hAnsi="Wingdings" w:hint="default"/>
+        <w:sz w:val="20"/>
+      </w:rPr>
+    </w:lvl>
+  </w:abstractNum>
+  <w:abstractNum w:abstractNumId="12" w15:restartNumberingAfterBreak="0">
+    <w:nsid w:val="349E5016"/>
+    <w:multiLevelType w:val="multilevel"/>
+    <w:tmpl w:val="66F06C4E"/>
+    <w:lvl w:ilvl="0">
+      <w:start w:val="1"/>
+      <w:numFmt w:val="bullet"/>
+      <w:lvlText w:val=""/>
+      <w:lvlJc w:val="left"/>
+      <w:pPr>
+        <w:tabs>
+          <w:tab w:val="num" w:pos="720"/>
+        </w:tabs>
+        <w:ind w:left="720" w:hanging="360"/>
+      </w:pPr>
+      <w:rPr>
+        <w:rFonts w:ascii="Symbol" w:hAnsi="Symbol" w:hint="default"/>
+        <w:sz w:val="20"/>
+      </w:rPr>
+    </w:lvl>
+    <w:lvl w:ilvl="1" w:tentative="1">
+      <w:start w:val="1"/>
+      <w:numFmt w:val="bullet"/>
+      <w:lvlText w:val="o"/>
+      <w:lvlJc w:val="left"/>
+      <w:pPr>
+        <w:tabs>
+          <w:tab w:val="num" w:pos="1440"/>
+        </w:tabs>
+        <w:ind w:left="1440" w:hanging="360"/>
+      </w:pPr>
+      <w:rPr>
+        <w:rFonts w:ascii="Courier New" w:hAnsi="Courier New" w:hint="default"/>
+        <w:sz w:val="20"/>
+      </w:rPr>
+    </w:lvl>
+    <w:lvl w:ilvl="2" w:tentative="1">
+      <w:start w:val="1"/>
+      <w:numFmt w:val="bullet"/>
+      <w:lvlText w:val=""/>
+      <w:lvlJc w:val="left"/>
+      <w:pPr>
+        <w:tabs>
+          <w:tab w:val="num" w:pos="2160"/>
+        </w:tabs>
+        <w:ind w:left="2160" w:hanging="360"/>
+      </w:pPr>
+      <w:rPr>
+        <w:rFonts w:ascii="Wingdings" w:hAnsi="Wingdings" w:hint="default"/>
+        <w:sz w:val="20"/>
+      </w:rPr>
+    </w:lvl>
+    <w:lvl w:ilvl="3" w:tentative="1">
+      <w:start w:val="1"/>
+      <w:numFmt w:val="bullet"/>
+      <w:lvlText w:val=""/>
+      <w:lvlJc w:val="left"/>
+      <w:pPr>
+        <w:tabs>
+          <w:tab w:val="num" w:pos="2880"/>
+        </w:tabs>
+        <w:ind w:left="2880" w:hanging="360"/>
+      </w:pPr>
+      <w:rPr>
+        <w:rFonts w:ascii="Wingdings" w:hAnsi="Wingdings" w:hint="default"/>
+        <w:sz w:val="20"/>
+      </w:rPr>
+    </w:lvl>
+    <w:lvl w:ilvl="4" w:tentative="1">
+      <w:start w:val="1"/>
+      <w:numFmt w:val="bullet"/>
+      <w:lvlText w:val=""/>
+      <w:lvlJc w:val="left"/>
+      <w:pPr>
+        <w:tabs>
+          <w:tab w:val="num" w:pos="3600"/>
+        </w:tabs>
+        <w:ind w:left="3600" w:hanging="360"/>
+      </w:pPr>
+      <w:rPr>
+        <w:rFonts w:ascii="Wingdings" w:hAnsi="Wingdings" w:hint="default"/>
+        <w:sz w:val="20"/>
+      </w:rPr>
+    </w:lvl>
+    <w:lvl w:ilvl="5" w:tentative="1">
+      <w:start w:val="1"/>
+      <w:numFmt w:val="bullet"/>
+      <w:lvlText w:val=""/>
+      <w:lvlJc w:val="left"/>
+      <w:pPr>
+        <w:tabs>
+          <w:tab w:val="num" w:pos="4320"/>
+        </w:tabs>
+        <w:ind w:left="4320" w:hanging="360"/>
+      </w:pPr>
+      <w:rPr>
+        <w:rFonts w:ascii="Wingdings" w:hAnsi="Wingdings" w:hint="default"/>
+        <w:sz w:val="20"/>
+      </w:rPr>
+    </w:lvl>
+    <w:lvl w:ilvl="6" w:tentative="1">
+      <w:start w:val="1"/>
+      <w:numFmt w:val="bullet"/>
+      <w:lvlText w:val=""/>
+      <w:lvlJc w:val="left"/>
+      <w:pPr>
+        <w:tabs>
+          <w:tab w:val="num" w:pos="5040"/>
+        </w:tabs>
+        <w:ind w:left="5040" w:hanging="360"/>
+      </w:pPr>
+      <w:rPr>
+        <w:rFonts w:ascii="Wingdings" w:hAnsi="Wingdings" w:hint="default"/>
+        <w:sz w:val="20"/>
+      </w:rPr>
+    </w:lvl>
+    <w:lvl w:ilvl="7" w:tentative="1">
+      <w:start w:val="1"/>
+      <w:numFmt w:val="bullet"/>
+      <w:lvlText w:val=""/>
+      <w:lvlJc w:val="left"/>
+      <w:pPr>
+        <w:tabs>
+          <w:tab w:val="num" w:pos="5760"/>
+        </w:tabs>
+        <w:ind w:left="5760" w:hanging="360"/>
+      </w:pPr>
+      <w:rPr>
+        <w:rFonts w:ascii="Wingdings" w:hAnsi="Wingdings" w:hint="default"/>
+        <w:sz w:val="20"/>
+      </w:rPr>
+    </w:lvl>
+    <w:lvl w:ilvl="8" w:tentative="1">
+      <w:start w:val="1"/>
+      <w:numFmt w:val="bullet"/>
+      <w:lvlText w:val=""/>
+      <w:lvlJc w:val="left"/>
+      <w:pPr>
+        <w:tabs>
+          <w:tab w:val="num" w:pos="6480"/>
+        </w:tabs>
+        <w:ind w:left="6480" w:hanging="360"/>
+      </w:pPr>
+      <w:rPr>
+        <w:rFonts w:ascii="Wingdings" w:hAnsi="Wingdings" w:hint="default"/>
+        <w:sz w:val="20"/>
+      </w:rPr>
+    </w:lvl>
+  </w:abstractNum>
+  <w:abstractNum w:abstractNumId="13" w15:restartNumberingAfterBreak="0">
     <w:nsid w:val="37948710"/>
     <w:multiLevelType w:val="multilevel"/>
     <w:tmpl w:val="6360D5B4"/>
@@ -26115,7 +29210,7 @@
       </w:pPr>
     </w:lvl>
   </w:abstractNum>
-  <w:abstractNum w:abstractNumId="6" w15:restartNumberingAfterBreak="0">
+  <w:abstractNum w:abstractNumId="14" w15:restartNumberingAfterBreak="0">
     <w:nsid w:val="5235EAF9"/>
     <w:multiLevelType w:val="hybridMultilevel"/>
     <w:tmpl w:val="D83AA1AC"/>
@@ -26228,7 +29323,7 @@
       </w:rPr>
     </w:lvl>
   </w:abstractNum>
-  <w:abstractNum w:abstractNumId="7" w15:restartNumberingAfterBreak="0">
+  <w:abstractNum w:abstractNumId="15" w15:restartNumberingAfterBreak="0">
     <w:nsid w:val="52BFA720"/>
     <w:multiLevelType w:val="hybridMultilevel"/>
     <w:tmpl w:val="57F85640"/>
@@ -26341,7 +29436,7 @@
       </w:rPr>
     </w:lvl>
   </w:abstractNum>
-  <w:abstractNum w:abstractNumId="8" w15:restartNumberingAfterBreak="0">
+  <w:abstractNum w:abstractNumId="16" w15:restartNumberingAfterBreak="0">
     <w:nsid w:val="5AF77319"/>
     <w:multiLevelType w:val="hybridMultilevel"/>
     <w:tmpl w:val="59DCBDEC"/>
@@ -26454,7 +29549,156 @@
       </w:rPr>
     </w:lvl>
   </w:abstractNum>
-  <w:abstractNum w:abstractNumId="9" w15:restartNumberingAfterBreak="0">
+  <w:abstractNum w:abstractNumId="17" w15:restartNumberingAfterBreak="0">
+    <w:nsid w:val="6A4C4339"/>
+    <w:multiLevelType w:val="multilevel"/>
+    <w:tmpl w:val="35F097FA"/>
+    <w:lvl w:ilvl="0">
+      <w:start w:val="1"/>
+      <w:numFmt w:val="bullet"/>
+      <w:lvlText w:val=""/>
+      <w:lvlJc w:val="left"/>
+      <w:pPr>
+        <w:tabs>
+          <w:tab w:val="num" w:pos="720"/>
+        </w:tabs>
+        <w:ind w:left="720" w:hanging="360"/>
+      </w:pPr>
+      <w:rPr>
+        <w:rFonts w:ascii="Symbol" w:hAnsi="Symbol" w:hint="default"/>
+        <w:sz w:val="20"/>
+      </w:rPr>
+    </w:lvl>
+    <w:lvl w:ilvl="1" w:tentative="1">
+      <w:start w:val="1"/>
+      <w:numFmt w:val="bullet"/>
+      <w:lvlText w:val="o"/>
+      <w:lvlJc w:val="left"/>
+      <w:pPr>
+        <w:tabs>
+          <w:tab w:val="num" w:pos="1440"/>
+        </w:tabs>
+        <w:ind w:left="1440" w:hanging="360"/>
+      </w:pPr>
+      <w:rPr>
+        <w:rFonts w:ascii="Courier New" w:hAnsi="Courier New" w:hint="default"/>
+        <w:sz w:val="20"/>
+      </w:rPr>
+    </w:lvl>
+    <w:lvl w:ilvl="2" w:tentative="1">
+      <w:start w:val="1"/>
+      <w:numFmt w:val="bullet"/>
+      <w:lvlText w:val=""/>
+      <w:lvlJc w:val="left"/>
+      <w:pPr>
+        <w:tabs>
+          <w:tab w:val="num" w:pos="2160"/>
+        </w:tabs>
+        <w:ind w:left="2160" w:hanging="360"/>
+      </w:pPr>
+      <w:rPr>
+        <w:rFonts w:ascii="Wingdings" w:hAnsi="Wingdings" w:hint="default"/>
+        <w:sz w:val="20"/>
+      </w:rPr>
+    </w:lvl>
+    <w:lvl w:ilvl="3" w:tentative="1">
+      <w:start w:val="1"/>
+      <w:numFmt w:val="bullet"/>
+      <w:lvlText w:val=""/>
+      <w:lvlJc w:val="left"/>
+      <w:pPr>
+        <w:tabs>
+          <w:tab w:val="num" w:pos="2880"/>
+        </w:tabs>
+        <w:ind w:left="2880" w:hanging="360"/>
+      </w:pPr>
+      <w:rPr>
+        <w:rFonts w:ascii="Wingdings" w:hAnsi="Wingdings" w:hint="default"/>
+        <w:sz w:val="20"/>
+      </w:rPr>
+    </w:lvl>
+    <w:lvl w:ilvl="4" w:tentative="1">
+      <w:start w:val="1"/>
+      <w:numFmt w:val="bullet"/>
+      <w:lvlText w:val=""/>
+      <w:lvlJc w:val="left"/>
+      <w:pPr>
+        <w:tabs>
+          <w:tab w:val="num" w:pos="3600"/>
+        </w:tabs>
+        <w:ind w:left="3600" w:hanging="360"/>
+      </w:pPr>
+      <w:rPr>
+        <w:rFonts w:ascii="Wingdings" w:hAnsi="Wingdings" w:hint="default"/>
+        <w:sz w:val="20"/>
+      </w:rPr>
+    </w:lvl>
+    <w:lvl w:ilvl="5" w:tentative="1">
+      <w:start w:val="1"/>
+      <w:numFmt w:val="bullet"/>
+      <w:lvlText w:val=""/>
+      <w:lvlJc w:val="left"/>
+      <w:pPr>
+        <w:tabs>
+          <w:tab w:val="num" w:pos="4320"/>
+        </w:tabs>
+        <w:ind w:left="4320" w:hanging="360"/>
+      </w:pPr>
+      <w:rPr>
+        <w:rFonts w:ascii="Wingdings" w:hAnsi="Wingdings" w:hint="default"/>
+        <w:sz w:val="20"/>
+      </w:rPr>
+    </w:lvl>
+    <w:lvl w:ilvl="6" w:tentative="1">
+      <w:start w:val="1"/>
+      <w:numFmt w:val="bullet"/>
+      <w:lvlText w:val=""/>
+      <w:lvlJc w:val="left"/>
+      <w:pPr>
+        <w:tabs>
+          <w:tab w:val="num" w:pos="5040"/>
+        </w:tabs>
+        <w:ind w:left="5040" w:hanging="360"/>
+      </w:pPr>
+      <w:rPr>
+        <w:rFonts w:ascii="Wingdings" w:hAnsi="Wingdings" w:hint="default"/>
+        <w:sz w:val="20"/>
+      </w:rPr>
+    </w:lvl>
+    <w:lvl w:ilvl="7" w:tentative="1">
+      <w:start w:val="1"/>
+      <w:numFmt w:val="bullet"/>
+      <w:lvlText w:val=""/>
+      <w:lvlJc w:val="left"/>
+      <w:pPr>
+        <w:tabs>
+          <w:tab w:val="num" w:pos="5760"/>
+        </w:tabs>
+        <w:ind w:left="5760" w:hanging="360"/>
+      </w:pPr>
+      <w:rPr>
+        <w:rFonts w:ascii="Wingdings" w:hAnsi="Wingdings" w:hint="default"/>
+        <w:sz w:val="20"/>
+      </w:rPr>
+    </w:lvl>
+    <w:lvl w:ilvl="8" w:tentative="1">
+      <w:start w:val="1"/>
+      <w:numFmt w:val="bullet"/>
+      <w:lvlText w:val=""/>
+      <w:lvlJc w:val="left"/>
+      <w:pPr>
+        <w:tabs>
+          <w:tab w:val="num" w:pos="6480"/>
+        </w:tabs>
+        <w:ind w:left="6480" w:hanging="360"/>
+      </w:pPr>
+      <w:rPr>
+        <w:rFonts w:ascii="Wingdings" w:hAnsi="Wingdings" w:hint="default"/>
+        <w:sz w:val="20"/>
+      </w:rPr>
+    </w:lvl>
+  </w:abstractNum>
+  <w:abstractNum w:abstractNumId="18" w15:restartNumberingAfterBreak="0">
     <w:nsid w:val="73CD8404"/>
     <w:multiLevelType w:val="hybridMultilevel"/>
     <w:tmpl w:val="A17C84FA"/>
@@ -26577,25 +29821,52 @@
     <w:abstractNumId w:val="0"/>
   </w:num>
   <w:num w:numId="4" w16cid:durableId="387805571">
+    <w:abstractNumId w:val="14"/>
+  </w:num>
+  <w:num w:numId="5" w16cid:durableId="1309360771">
+    <w:abstractNumId w:val="18"/>
+  </w:num>
+  <w:num w:numId="6" w16cid:durableId="285939304">
     <w:abstractNumId w:val="6"/>
   </w:num>
-  <w:num w:numId="5" w16cid:durableId="1309360771">
+  <w:num w:numId="7" w16cid:durableId="1126237241">
+    <w:abstractNumId w:val="13"/>
+  </w:num>
+  <w:num w:numId="8" w16cid:durableId="1872181829">
+    <w:abstractNumId w:val="15"/>
+  </w:num>
+  <w:num w:numId="9" w16cid:durableId="1987198393">
+    <w:abstractNumId w:val="16"/>
+  </w:num>
+  <w:num w:numId="10" w16cid:durableId="917638598">
+    <w:abstractNumId w:val="7"/>
+  </w:num>
+  <w:num w:numId="11" w16cid:durableId="748119895">
+    <w:abstractNumId w:val="12"/>
+  </w:num>
+  <w:num w:numId="12" w16cid:durableId="637106085">
+    <w:abstractNumId w:val="10"/>
+  </w:num>
+  <w:num w:numId="13" w16cid:durableId="635915288">
+    <w:abstractNumId w:val="3"/>
+  </w:num>
+  <w:num w:numId="14" w16cid:durableId="1592085349">
+    <w:abstractNumId w:val="17"/>
+  </w:num>
+  <w:num w:numId="15" w16cid:durableId="233010000">
+    <w:abstractNumId w:val="4"/>
+  </w:num>
+  <w:num w:numId="16" w16cid:durableId="2023705854">
+    <w:abstractNumId w:val="11"/>
+  </w:num>
+  <w:num w:numId="17" w16cid:durableId="1220359616">
+    <w:abstractNumId w:val="8"/>
+  </w:num>
+  <w:num w:numId="18" w16cid:durableId="1724137479">
     <w:abstractNumId w:val="9"/>
   </w:num>
-  <w:num w:numId="6" w16cid:durableId="285939304">
-    <w:abstractNumId w:val="3"/>
-  </w:num>
-  <w:num w:numId="7" w16cid:durableId="1126237241">
+  <w:num w:numId="19" w16cid:durableId="413744114">
     <w:abstractNumId w:val="5"/>
-  </w:num>
-  <w:num w:numId="8" w16cid:durableId="1872181829">
-    <w:abstractNumId w:val="7"/>
-  </w:num>
-  <w:num w:numId="9" w16cid:durableId="1987198393">
-    <w:abstractNumId w:val="8"/>
-  </w:num>
-  <w:num w:numId="10" w16cid:durableId="917638598">
-    <w:abstractNumId w:val="4"/>
   </w:num>
 </w:numbering>
 </file>
@@ -27665,6 +30936,37 @@
       </w:tblBorders>
     </w:tblPr>
   </w:style>
+  <w:style w:type="paragraph" w:styleId="HTMLPreformatted">
+    <w:name w:val="HTML Preformatted"/>
+    <w:basedOn w:val="Normal"/>
+    <w:link w:val="HTMLPreformattedChar"/>
+    <w:uiPriority w:val="99"/>
+    <w:semiHidden/>
+    <w:unhideWhenUsed/>
+    <w:rsid w:val="001A19CF"/>
+    <w:pPr>
+      <w:spacing w:after="0" w:line="240" w:lineRule="auto"/>
+    </w:pPr>
+    <w:rPr>
+      <w:rFonts w:ascii="Consolas" w:hAnsi="Consolas"/>
+      <w:sz w:val="20"/>
+      <w:szCs w:val="20"/>
+    </w:rPr>
+  </w:style>
+  <w:style w:type="character" w:customStyle="1" w:styleId="HTMLPreformattedChar">
+    <w:name w:val="HTML Preformatted Char"/>
+    <w:basedOn w:val="DefaultParagraphFont"/>
+    <w:link w:val="HTMLPreformatted"/>
+    <w:uiPriority w:val="99"/>
+    <w:semiHidden/>
+    <w:rsid w:val="001A19CF"/>
+    <w:rPr>
+      <w:rFonts w:ascii="Consolas" w:hAnsi="Consolas"/>
+      <w:color w:val="000000" w:themeColor="text1"/>
+      <w:sz w:val="20"/>
+      <w:szCs w:val="20"/>
+    </w:rPr>
+  </w:style>
 </w:styles>
 </file>
 
